--- a/svoyo-delo/대본/2부/06화_Sklad.docx
+++ b/svoyo-delo/대본/2부/06화_Sklad.docx
@@ -83,7 +83,7 @@
         <w:t xml:space="preserve"> </w:t>
       </w:r>
       <w:r>
-        <w:t xml:space="preserve">- 규칙: 지문 없음. 전 화 100% 「화자명: 대사」. 1턴 15단어 이내 + 긴 턴 10~15회(25~35단어). 문법 초점: 수사(триста сорок девять, сто пятьдесят тысяч), 무인칭(Новых не ругают. Новых учат.), 조건(Если бесплатно — это…, если по договору — …).</w:t>
+        <w:t xml:space="preserve">- 규칙: 지문 없음. 전 화 100% 「화자명: 대사」. 1턴 20단어 이내 + 긴 턴 10~15회(30~50단어). 문법 초점: 수사(триста сорок девять, сто пятьдесят тысяч), 무인칭(Новых не ругают. Новых учат.), 조건(Если бесплатно — это…, если по договору — …).</w:t>
       </w:r>
       <w:r>
         <w:t xml:space="preserve"> </w:t>
@@ -299,119 +299,119 @@
         <w:pStyle w:val="FirstParagraph"/>
       </w:pPr>
       <w:r>
-        <w:t xml:space="preserve">NIKOLAY: Восемь ноль-ноль. Термос, бутерброды, уровень. Я обещал считать коробки бесплатно. Вот я.</w:t>
-      </w:r>
-    </w:p>
-    <w:p>
-      <w:pPr>
-        <w:pStyle w:val="BodyText"/>
-      </w:pPr>
-      <w:r>
-        <w:t xml:space="preserve">ALEKSEY: Пап, ты правда приехал. Из Тулы. В шесть утра.</w:t>
-      </w:r>
-    </w:p>
-    <w:p>
-      <w:pPr>
-        <w:pStyle w:val="BodyText"/>
-      </w:pPr>
-      <w:r>
-        <w:t xml:space="preserve">NIKOLAY: «Ласточка» в пять сорок. Мама дала бутерброды на троих. Кто третий?</w:t>
-      </w:r>
-    </w:p>
-    <w:p>
-      <w:pPr>
-        <w:pStyle w:val="BodyText"/>
-      </w:pPr>
-      <w:r>
-        <w:t xml:space="preserve">KUZNETSOV: Наверное, я. Кузнецов. Таможенный представитель. Доброе утро.</w:t>
-      </w:r>
-    </w:p>
-    <w:p>
-      <w:pPr>
-        <w:pStyle w:val="BodyText"/>
-      </w:pPr>
-      <w:r>
-        <w:t xml:space="preserve">NIKOLAY: Николай Воронцов. Отец. Инженер. Тридцать лет штамповки. Где ваши коробки?</w:t>
-      </w:r>
-    </w:p>
-    <w:p>
-      <w:pPr>
-        <w:pStyle w:val="BodyText"/>
-      </w:pPr>
-      <w:r>
-        <w:t xml:space="preserve">KUZNETSOV: Не мои. Ваши. Ячейка сорок семь, второй ярус. Сегодня инвентаризация.</w:t>
-      </w:r>
-    </w:p>
-    <w:p>
-      <w:pPr>
-        <w:pStyle w:val="BodyText"/>
-      </w:pPr>
-      <w:r>
-        <w:t xml:space="preserve">NIKOLAY: Инвентаризация — это хорошо. На заводе я любил инвентаризацию. Всё видно.</w:t>
-      </w:r>
-    </w:p>
-    <w:p>
-      <w:pPr>
-        <w:pStyle w:val="BodyText"/>
-      </w:pPr>
-      <w:r>
-        <w:t xml:space="preserve">ALEKSEY: Что видно, пап?</w:t>
-      </w:r>
-    </w:p>
-    <w:p>
-      <w:pPr>
-        <w:pStyle w:val="BodyText"/>
-      </w:pPr>
-      <w:r>
-        <w:t xml:space="preserve">NIKOLAY: Кто ворует, кто ленится, а кто просто не умеет считать.</w:t>
-      </w:r>
-    </w:p>
-    <w:p>
-      <w:pPr>
-        <w:pStyle w:val="BodyText"/>
-      </w:pPr>
-      <w:r>
-        <w:t xml:space="preserve">KUZNETSOV: Здесь не воруют. Склад под таможней. Камеры везде.</w:t>
-      </w:r>
-    </w:p>
-    <w:p>
-      <w:pPr>
-        <w:pStyle w:val="BodyText"/>
-      </w:pPr>
-      <w:r>
-        <w:t xml:space="preserve">NIKOLAY: Камеры не считают. Люди считают. Пойдёмте.</w:t>
-      </w:r>
-    </w:p>
-    <w:p>
-      <w:pPr>
-        <w:pStyle w:val="BodyText"/>
-      </w:pPr>
-      <w:r>
-        <w:t xml:space="preserve">ALEKSEY: Пап, нужно надеть жилет. И каску. Правила склада.</w:t>
-      </w:r>
-    </w:p>
-    <w:p>
-      <w:pPr>
-        <w:pStyle w:val="BodyText"/>
-      </w:pPr>
-      <w:r>
-        <w:t xml:space="preserve">NIKOLAY: Каску — с удовольствием. Сорок лет носил. Скучал.</w:t>
-      </w:r>
-    </w:p>
-    <w:p>
-      <w:pPr>
-        <w:pStyle w:val="BodyText"/>
-      </w:pPr>
-      <w:r>
-        <w:t xml:space="preserve">KUZNETSOV: Ваш отец всегда такой?</w:t>
-      </w:r>
-    </w:p>
-    <w:p>
-      <w:pPr>
-        <w:pStyle w:val="BodyText"/>
-      </w:pPr>
-      <w:r>
-        <w:t xml:space="preserve">ALEKSEY: Всегда. Это ещё он не выспался.</w:t>
+        <w:t xml:space="preserve">NIKOLAY: Восемь ноль-ноль. У меня термос, бутерброды и уровень. Я обещал считать коробки бесплатно, и вот я здесь.</w:t>
+      </w:r>
+    </w:p>
+    <w:p>
+      <w:pPr>
+        <w:pStyle w:val="BodyText"/>
+      </w:pPr>
+      <w:r>
+        <w:t xml:space="preserve">ALEKSEY: Пап, ты правда приехал из Тулы, да ещё в шесть утра?</w:t>
+      </w:r>
+    </w:p>
+    <w:p>
+      <w:pPr>
+        <w:pStyle w:val="BodyText"/>
+      </w:pPr>
+      <w:r>
+        <w:t xml:space="preserve">NIKOLAY: «Ласточка» уходит в пять сорок. Мама дала бутерброды на троих. А кто у нас третий?</w:t>
+      </w:r>
+    </w:p>
+    <w:p>
+      <w:pPr>
+        <w:pStyle w:val="BodyText"/>
+      </w:pPr>
+      <w:r>
+        <w:t xml:space="preserve">KUZNETSOV: Наверное, третий — это я. Кузнецов, таможенный представитель. Доброе утро.</w:t>
+      </w:r>
+    </w:p>
+    <w:p>
+      <w:pPr>
+        <w:pStyle w:val="BodyText"/>
+      </w:pPr>
+      <w:r>
+        <w:t xml:space="preserve">NIKOLAY: Николай Воронцов, отец, инженер, тридцать лет на штамповке. Где ваши коробки?</w:t>
+      </w:r>
+    </w:p>
+    <w:p>
+      <w:pPr>
+        <w:pStyle w:val="BodyText"/>
+      </w:pPr>
+      <w:r>
+        <w:t xml:space="preserve">KUZNETSOV: Коробки не мои, а ваши: ячейка сорок семь, второй ярус. Сегодня у нас инвентаризация.</w:t>
+      </w:r>
+    </w:p>
+    <w:p>
+      <w:pPr>
+        <w:pStyle w:val="BodyText"/>
+      </w:pPr>
+      <w:r>
+        <w:t xml:space="preserve">NIKOLAY: Инвентаризация — это хорошо. На заводе я очень любил инвентаризацию, потому что тогда всё видно.</w:t>
+      </w:r>
+    </w:p>
+    <w:p>
+      <w:pPr>
+        <w:pStyle w:val="BodyText"/>
+      </w:pPr>
+      <w:r>
+        <w:t xml:space="preserve">ALEKSEY: А что именно видно, пап? Расскажи, мне интересно.</w:t>
+      </w:r>
+    </w:p>
+    <w:p>
+      <w:pPr>
+        <w:pStyle w:val="BodyText"/>
+      </w:pPr>
+      <w:r>
+        <w:t xml:space="preserve">NIKOLAY: Видно, кто ворует, кто ленится, а кто просто не умеет считать.</w:t>
+      </w:r>
+    </w:p>
+    <w:p>
+      <w:pPr>
+        <w:pStyle w:val="BodyText"/>
+      </w:pPr>
+      <w:r>
+        <w:t xml:space="preserve">KUZNETSOV: Здесь не воруют, склад находится под таможней. И камеры стоят везде.</w:t>
+      </w:r>
+    </w:p>
+    <w:p>
+      <w:pPr>
+        <w:pStyle w:val="BodyText"/>
+      </w:pPr>
+      <w:r>
+        <w:t xml:space="preserve">NIKOLAY: Камеры ничего не считают, считают люди. Пойдёмте, не будем терять время.</w:t>
+      </w:r>
+    </w:p>
+    <w:p>
+      <w:pPr>
+        <w:pStyle w:val="BodyText"/>
+      </w:pPr>
+      <w:r>
+        <w:t xml:space="preserve">ALEKSEY: Пап, подожди, нужно надеть жилет и каску. Таковы правила склада.</w:t>
+      </w:r>
+    </w:p>
+    <w:p>
+      <w:pPr>
+        <w:pStyle w:val="BodyText"/>
+      </w:pPr>
+      <w:r>
+        <w:t xml:space="preserve">NIKOLAY: Каску надену с удовольствием. Я сорок лет её носил и даже соскучился.</w:t>
+      </w:r>
+    </w:p>
+    <w:p>
+      <w:pPr>
+        <w:pStyle w:val="BodyText"/>
+      </w:pPr>
+      <w:r>
+        <w:t xml:space="preserve">KUZNETSOV: Скажите, ваш отец всегда такой бодрый, даже в восемь утра?</w:t>
+      </w:r>
+    </w:p>
+    <w:p>
+      <w:pPr>
+        <w:pStyle w:val="BodyText"/>
+      </w:pPr>
+      <w:r>
+        <w:t xml:space="preserve">ALEKSEY: Всегда. И это он ещё не выспался, поверьте.</w:t>
       </w:r>
     </w:p>
     <w:bookmarkEnd w:id="21"/>
@@ -429,39 +429,39 @@
         <w:pStyle w:val="FirstParagraph"/>
       </w:pPr>
       <w:r>
-        <w:t xml:space="preserve">RUSTAM: Рустам, заведующий складом. Ячейка сорок семь. «Мост Медикал». По учёту — три тысячи пятьсот шприцев.</w:t>
-      </w:r>
-    </w:p>
-    <w:p>
-      <w:pPr>
-        <w:pStyle w:val="BodyText"/>
-      </w:pPr>
-      <w:r>
-        <w:t xml:space="preserve">ALEKSEY: Было пять тысяч. Тысячу пятьсот мы продали обратно корейцам. Они уехали в Европу.</w:t>
-      </w:r>
-    </w:p>
-    <w:p>
-      <w:pPr>
-        <w:pStyle w:val="BodyText"/>
-      </w:pPr>
-      <w:r>
-        <w:t xml:space="preserve">RUSTAM: Правильно. По документам — три пятьсот. Коробки по десять шприцев. Значит, триста пятьдесят коробок.</w:t>
-      </w:r>
-    </w:p>
-    <w:p>
-      <w:pPr>
-        <w:pStyle w:val="BodyText"/>
-      </w:pPr>
-      <w:r>
-        <w:t xml:space="preserve">NIKOLAY: Считаем. Вслух. Каждую коробку — с серийным номером. Где список номеров?</w:t>
-      </w:r>
-    </w:p>
-    <w:p>
-      <w:pPr>
-        <w:pStyle w:val="BodyText"/>
-      </w:pPr>
-      <w:r>
-        <w:t xml:space="preserve">ALEKSEY: Вот. Ирина распечатала. Все номера партии и серийные. Двенадцать страниц.</w:t>
+        <w:t xml:space="preserve">RUSTAM: Я Рустам, заведующий складом. Это ячейка сорок семь, «Мост Медикал». По учёту здесь три тысячи пятьсот шприцев.</w:t>
+      </w:r>
+    </w:p>
+    <w:p>
+      <w:pPr>
+        <w:pStyle w:val="BodyText"/>
+      </w:pPr>
+      <w:r>
+        <w:t xml:space="preserve">ALEKSEY: Было пять тысяч, но тысячу пятьсот мы продали обратно корейцам, и они уехали в Европу.</w:t>
+      </w:r>
+    </w:p>
+    <w:p>
+      <w:pPr>
+        <w:pStyle w:val="BodyText"/>
+      </w:pPr>
+      <w:r>
+        <w:t xml:space="preserve">RUSTAM: Правильно, по документам три пятьсот. В коробке по десять шприцев, значит, всего триста пятьдесят коробок.</w:t>
+      </w:r>
+    </w:p>
+    <w:p>
+      <w:pPr>
+        <w:pStyle w:val="BodyText"/>
+      </w:pPr>
+      <w:r>
+        <w:t xml:space="preserve">NIKOLAY: Тогда считаем вслух, и каждую коробку проверяем по серийному номеру. Где у нас список номеров?</w:t>
+      </w:r>
+    </w:p>
+    <w:p>
+      <w:pPr>
+        <w:pStyle w:val="BodyText"/>
+      </w:pPr>
+      <w:r>
+        <w:t xml:space="preserve">ALEKSEY: Вот он, Ирина распечатала. Тут все номера партии и серийные номера, двенадцать страниц.</w:t>
       </w:r>
     </w:p>
     <w:p>
@@ -477,231 +477,231 @@
         <w:pStyle w:val="BodyText"/>
       </w:pPr>
       <w:r>
-        <w:t xml:space="preserve">RUSTAM: Обычно клиенты считают коробки, а не номера.</w:t>
-      </w:r>
-    </w:p>
-    <w:p>
-      <w:pPr>
-        <w:pStyle w:val="BodyText"/>
-      </w:pPr>
-      <w:r>
-        <w:t xml:space="preserve">NIKOLAY: Обычно клиенты потом не находят коробки. Номер — это клеймо. Клеймо не врёт.</w:t>
-      </w:r>
-    </w:p>
-    <w:p>
-      <w:pPr>
-        <w:pStyle w:val="BodyText"/>
-      </w:pPr>
-      <w:r>
-        <w:t xml:space="preserve">ALEKSEY: Пап, у тебя клеймо «В-7». У них — серийные номера.</w:t>
-      </w:r>
-    </w:p>
-    <w:p>
-      <w:pPr>
-        <w:pStyle w:val="BodyText"/>
-      </w:pPr>
-      <w:r>
-        <w:t xml:space="preserve">NIKOLAY: Одно и то же. Читай номера. Я буду ставить галочки.</w:t>
-      </w:r>
-    </w:p>
-    <w:p>
-      <w:pPr>
-        <w:pStyle w:val="BodyText"/>
-      </w:pPr>
-      <w:r>
-        <w:t xml:space="preserve">ALEKSEY: Первая коробка: ноль ноль один. Вторая: ноль ноль два. Третья…</w:t>
-      </w:r>
-    </w:p>
-    <w:p>
-      <w:pPr>
-        <w:pStyle w:val="BodyText"/>
-      </w:pPr>
-      <w:r>
-        <w:t xml:space="preserve">RUSTAM: Вы так будете час.</w:t>
-      </w:r>
-    </w:p>
-    <w:p>
-      <w:pPr>
-        <w:pStyle w:val="BodyText"/>
-      </w:pPr>
-      <w:r>
-        <w:t xml:space="preserve">NIKOLAY: Будем два. Нам не надо быстро. Нам надо правильно. Мой сын раньше торопился. Теперь учится.</w:t>
-      </w:r>
-    </w:p>
-    <w:p>
-      <w:pPr>
-        <w:pStyle w:val="BodyText"/>
-      </w:pPr>
-      <w:r>
-        <w:t xml:space="preserve">ALEKSEY: Сто. Двести. Триста. Триста сорок девять.</w:t>
-      </w:r>
-    </w:p>
-    <w:p>
-      <w:pPr>
-        <w:pStyle w:val="BodyText"/>
-      </w:pPr>
-      <w:r>
-        <w:t xml:space="preserve">NIKOLAY: Триста сорок девять. А должно быть триста пятьдесят. Одной нет.</w:t>
-      </w:r>
-    </w:p>
-    <w:p>
-      <w:pPr>
-        <w:pStyle w:val="BodyText"/>
-      </w:pPr>
-      <w:r>
-        <w:t xml:space="preserve">RUSTAM: Не может быть. Пересчитайте.</w:t>
-      </w:r>
-    </w:p>
-    <w:p>
-      <w:pPr>
-        <w:pStyle w:val="BodyText"/>
-      </w:pPr>
-      <w:r>
-        <w:t xml:space="preserve">NIKOLAY: Пересчитывать не нужно. В списке не отмечена одна. Номер двести двенадцать.</w:t>
-      </w:r>
-    </w:p>
-    <w:p>
-      <w:pPr>
-        <w:pStyle w:val="BodyText"/>
-      </w:pPr>
-      <w:r>
-        <w:t xml:space="preserve">RUSTAM: Может, ошибка в списке?</w:t>
-      </w:r>
-    </w:p>
-    <w:p>
-      <w:pPr>
-        <w:pStyle w:val="BodyText"/>
-      </w:pPr>
-      <w:r>
-        <w:t xml:space="preserve">ALEKSEY: Нет. Ирина сверяла с корейским упаковочным листом. И с таможенным актом. Двести двенадцать была.</w:t>
-      </w:r>
-    </w:p>
-    <w:p>
-      <w:pPr>
-        <w:pStyle w:val="BodyText"/>
-      </w:pPr>
-      <w:r>
-        <w:t xml:space="preserve">NIKOLAY: Была и пропала. Десять шприцев. Сколько стоит?</w:t>
-      </w:r>
-    </w:p>
-    <w:p>
-      <w:pPr>
-        <w:pStyle w:val="BodyText"/>
-      </w:pPr>
-      <w:r>
-        <w:t xml:space="preserve">ALEKSEY: Девяносто тысяч рублей у врача. Когда будет регистрация.</w:t>
-      </w:r>
-    </w:p>
-    <w:p>
-      <w:pPr>
-        <w:pStyle w:val="BodyText"/>
-      </w:pPr>
-      <w:r>
-        <w:t xml:space="preserve">NIKOLAY: Девяносто тысяч. Это моя пенсия за четыре месяца. Где коробка, Рустам?</w:t>
-      </w:r>
-    </w:p>
-    <w:p>
-      <w:pPr>
-        <w:pStyle w:val="BodyText"/>
-      </w:pPr>
-      <w:r>
-        <w:t xml:space="preserve">RUSTAM: Не знаю. Склад закрытый. Камеры. Никто не выносил.</w:t>
-      </w:r>
-    </w:p>
-    <w:p>
-      <w:pPr>
-        <w:pStyle w:val="BodyText"/>
-      </w:pPr>
-      <w:r>
-        <w:t xml:space="preserve">NIKOLAY: Тогда она здесь. На складе. Только не в той ячейке. Такое называется «пересортица».</w:t>
-      </w:r>
-    </w:p>
-    <w:p>
-      <w:pPr>
-        <w:pStyle w:val="BodyText"/>
-      </w:pPr>
-      <w:r>
-        <w:t xml:space="preserve">KUZNETSOV: Николай Петрович прав. Чаще всего коробки не крадут. Их ставят не туда.</w:t>
-      </w:r>
-    </w:p>
-    <w:p>
-      <w:pPr>
-        <w:pStyle w:val="BodyText"/>
-      </w:pPr>
-      <w:r>
-        <w:t xml:space="preserve">NIKOLAY: Покажите соседние ячейки. Сорок шесть и сорок восемь. Кто там?</w:t>
-      </w:r>
-    </w:p>
-    <w:p>
-      <w:pPr>
-        <w:pStyle w:val="BodyText"/>
-      </w:pPr>
-      <w:r>
-        <w:t xml:space="preserve">RUSTAM: Сорок шесть — косметика из Франции. Сорок восемь — медицинские перчатки.</w:t>
-      </w:r>
-    </w:p>
-    <w:p>
-      <w:pPr>
-        <w:pStyle w:val="BodyText"/>
-      </w:pPr>
-      <w:r>
-        <w:t xml:space="preserve">NIKOLAY: Ищем в косметике. Белые коробки к белым коробкам. Грузчик видит цвет, а не номер.</w:t>
-      </w:r>
-    </w:p>
-    <w:p>
-      <w:pPr>
-        <w:pStyle w:val="BodyText"/>
-      </w:pPr>
-      <w:r>
-        <w:t xml:space="preserve">ALEKSEY: Пап, вот. Сорок шестая. Под кремами. Наша коробка. Двести двенадцать.</w:t>
-      </w:r>
-    </w:p>
-    <w:p>
-      <w:pPr>
-        <w:pStyle w:val="BodyText"/>
-      </w:pPr>
-      <w:r>
-        <w:t xml:space="preserve">NIKOLAY: Пересортица. Как я говорил. Рустам, это ваш грузчик поставил.</w:t>
-      </w:r>
-    </w:p>
-    <w:p>
-      <w:pPr>
-        <w:pStyle w:val="BodyText"/>
-      </w:pPr>
-      <w:r>
-        <w:t xml:space="preserve">RUSTAM: Мой. Извините. Новый парень. Первую неделю работает.</w:t>
-      </w:r>
-    </w:p>
-    <w:p>
-      <w:pPr>
-        <w:pStyle w:val="BodyText"/>
-      </w:pPr>
-      <w:r>
-        <w:t xml:space="preserve">NIKOLAY: Новых не ругают. Новых учат. Покажите ему номер. Скажите: «Смотри на номер, а не на цвет». И через месяц он будет лучшим у вас на складе.</w:t>
-      </w:r>
-    </w:p>
-    <w:p>
-      <w:pPr>
-        <w:pStyle w:val="BodyText"/>
-      </w:pPr>
-      <w:r>
-        <w:t xml:space="preserve">RUSTAM: Скажу. Спасибо, Николай Петрович. Двадцать лет на складе, а такого клиента не было.</w:t>
-      </w:r>
-    </w:p>
-    <w:p>
-      <w:pPr>
-        <w:pStyle w:val="BodyText"/>
-      </w:pPr>
-      <w:r>
-        <w:t xml:space="preserve">NIKOLAY: Какого?</w:t>
-      </w:r>
-    </w:p>
-    <w:p>
-      <w:pPr>
-        <w:pStyle w:val="BodyText"/>
-      </w:pPr>
-      <w:r>
-        <w:t xml:space="preserve">RUSTAM: Который приезжает в шесть утра с термосом и считает номера. Обычно клиенты звонят через полгода: «Где мой товар?» Вы первый такой клиент у меня за двадцать лет работы.</w:t>
+        <w:t xml:space="preserve">RUSTAM: Вообще-то обычно клиенты считают коробки, а не номера на них.</w:t>
+      </w:r>
+    </w:p>
+    <w:p>
+      <w:pPr>
+        <w:pStyle w:val="BodyText"/>
+      </w:pPr>
+      <w:r>
+        <w:t xml:space="preserve">NIKOLAY: А потом обычно клиенты не находят своих коробок. Номер — это клеймо, а клеймо не врёт.</w:t>
+      </w:r>
+    </w:p>
+    <w:p>
+      <w:pPr>
+        <w:pStyle w:val="BodyText"/>
+      </w:pPr>
+      <w:r>
+        <w:t xml:space="preserve">ALEKSEY: Пап, у тебя на деталях было клеймо «В-7», а здесь серийные номера.</w:t>
+      </w:r>
+    </w:p>
+    <w:p>
+      <w:pPr>
+        <w:pStyle w:val="BodyText"/>
+      </w:pPr>
+      <w:r>
+        <w:t xml:space="preserve">NIKOLAY: Это одно и то же. Читай номера, а я буду ставить галочки.</w:t>
+      </w:r>
+    </w:p>
+    <w:p>
+      <w:pPr>
+        <w:pStyle w:val="BodyText"/>
+      </w:pPr>
+      <w:r>
+        <w:t xml:space="preserve">ALEKSEY: Первая коробка — ноль ноль один, вторая — ноль ноль два, третья…</w:t>
+      </w:r>
+    </w:p>
+    <w:p>
+      <w:pPr>
+        <w:pStyle w:val="BodyText"/>
+      </w:pPr>
+      <w:r>
+        <w:t xml:space="preserve">RUSTAM: Если вы так будете считать, у вас уйдёт целый час, не меньше.</w:t>
+      </w:r>
+    </w:p>
+    <w:p>
+      <w:pPr>
+        <w:pStyle w:val="BodyText"/>
+      </w:pPr>
+      <w:r>
+        <w:t xml:space="preserve">NIKOLAY: Значит, будем два часа. Нам не надо быстро, нам надо правильно. Мой сын раньше торопился, а теперь учится.</w:t>
+      </w:r>
+    </w:p>
+    <w:p>
+      <w:pPr>
+        <w:pStyle w:val="BodyText"/>
+      </w:pPr>
+      <w:r>
+        <w:t xml:space="preserve">ALEKSEY: Сто, двести, триста… Триста сорок девять. Всё, больше коробок нет.</w:t>
+      </w:r>
+    </w:p>
+    <w:p>
+      <w:pPr>
+        <w:pStyle w:val="BodyText"/>
+      </w:pPr>
+      <w:r>
+        <w:t xml:space="preserve">NIKOLAY: Триста сорок девять, а должно быть триста пятьдесят. Значит, одной коробки нет.</w:t>
+      </w:r>
+    </w:p>
+    <w:p>
+      <w:pPr>
+        <w:pStyle w:val="BodyText"/>
+      </w:pPr>
+      <w:r>
+        <w:t xml:space="preserve">RUSTAM: Этого не может быть. Пересчитайте, пожалуйста, ещё раз.</w:t>
+      </w:r>
+    </w:p>
+    <w:p>
+      <w:pPr>
+        <w:pStyle w:val="BodyText"/>
+      </w:pPr>
+      <w:r>
+        <w:t xml:space="preserve">NIKOLAY: Пересчитывать не нужно: в списке не отмечена одна коробка, номер двести двенадцать.</w:t>
+      </w:r>
+    </w:p>
+    <w:p>
+      <w:pPr>
+        <w:pStyle w:val="BodyText"/>
+      </w:pPr>
+      <w:r>
+        <w:t xml:space="preserve">RUSTAM: А может быть, это просто ошибка в списке? Такое ведь тоже бывает.</w:t>
+      </w:r>
+    </w:p>
+    <w:p>
+      <w:pPr>
+        <w:pStyle w:val="BodyText"/>
+      </w:pPr>
+      <w:r>
+        <w:t xml:space="preserve">ALEKSEY: Нет, Ирина сверяла список с корейским упаковочным листом и с таможенным актом. Коробка двести двенадцать точно была.</w:t>
+      </w:r>
+    </w:p>
+    <w:p>
+      <w:pPr>
+        <w:pStyle w:val="BodyText"/>
+      </w:pPr>
+      <w:r>
+        <w:t xml:space="preserve">NIKOLAY: Была и пропала, а в ней десять шприцев. Сколько это стоит?</w:t>
+      </w:r>
+    </w:p>
+    <w:p>
+      <w:pPr>
+        <w:pStyle w:val="BodyText"/>
+      </w:pPr>
+      <w:r>
+        <w:t xml:space="preserve">ALEKSEY: Девяносто тысяч рублей у врача, когда у нас будет регистрация.</w:t>
+      </w:r>
+    </w:p>
+    <w:p>
+      <w:pPr>
+        <w:pStyle w:val="BodyText"/>
+      </w:pPr>
+      <w:r>
+        <w:t xml:space="preserve">NIKOLAY: Девяносто тысяч — это моя пенсия за четыре месяца. Где коробка, Рустам?</w:t>
+      </w:r>
+    </w:p>
+    <w:p>
+      <w:pPr>
+        <w:pStyle w:val="BodyText"/>
+      </w:pPr>
+      <w:r>
+        <w:t xml:space="preserve">RUSTAM: Не знаю. Склад закрытый, везде камеры, и никто ничего не выносил.</w:t>
+      </w:r>
+    </w:p>
+    <w:p>
+      <w:pPr>
+        <w:pStyle w:val="BodyText"/>
+      </w:pPr>
+      <w:r>
+        <w:t xml:space="preserve">NIKOLAY: Тогда она здесь, на складе, только не в той ячейке. Такое называется «пересортица».</w:t>
+      </w:r>
+    </w:p>
+    <w:p>
+      <w:pPr>
+        <w:pStyle w:val="BodyText"/>
+      </w:pPr>
+      <w:r>
+        <w:t xml:space="preserve">KUZNETSOV: Николай Петрович прав. Чаще всего коробки не крадут, а просто ставят не туда.</w:t>
+      </w:r>
+    </w:p>
+    <w:p>
+      <w:pPr>
+        <w:pStyle w:val="BodyText"/>
+      </w:pPr>
+      <w:r>
+        <w:t xml:space="preserve">NIKOLAY: Покажите нам соседние ячейки, сорок шестую и сорок восьмую. Кто там лежит?</w:t>
+      </w:r>
+    </w:p>
+    <w:p>
+      <w:pPr>
+        <w:pStyle w:val="BodyText"/>
+      </w:pPr>
+      <w:r>
+        <w:t xml:space="preserve">RUSTAM: В сорок шестой косметика из Франции, а в сорок восьмой медицинские перчатки.</w:t>
+      </w:r>
+    </w:p>
+    <w:p>
+      <w:pPr>
+        <w:pStyle w:val="BodyText"/>
+      </w:pPr>
+      <w:r>
+        <w:t xml:space="preserve">NIKOLAY: Ищем в косметике, потому что белые коробки ставят к белым. Грузчик видит цвет, а не номер.</w:t>
+      </w:r>
+    </w:p>
+    <w:p>
+      <w:pPr>
+        <w:pStyle w:val="BodyText"/>
+      </w:pPr>
+      <w:r>
+        <w:t xml:space="preserve">ALEKSEY: Пап, вот она! В сорок шестой, под кремами. Наша коробка, номер двести двенадцать.</w:t>
+      </w:r>
+    </w:p>
+    <w:p>
+      <w:pPr>
+        <w:pStyle w:val="BodyText"/>
+      </w:pPr>
+      <w:r>
+        <w:t xml:space="preserve">NIKOLAY: Пересортица, как я и говорил. Рустам, это ваш грузчик её туда поставил.</w:t>
+      </w:r>
+    </w:p>
+    <w:p>
+      <w:pPr>
+        <w:pStyle w:val="BodyText"/>
+      </w:pPr>
+      <w:r>
+        <w:t xml:space="preserve">RUSTAM: Да, мой, извините. Это новый парень, он работает только первую неделю.</w:t>
+      </w:r>
+    </w:p>
+    <w:p>
+      <w:pPr>
+        <w:pStyle w:val="BodyText"/>
+      </w:pPr>
+      <w:r>
+        <w:t xml:space="preserve">NIKOLAY: Новых не ругают. Новых учат. Покажите ему номер и скажите: «Смотри на номер, а не на цвет». И через месяц он будет у вас лучшим на всём складе, вот увидите.</w:t>
+      </w:r>
+    </w:p>
+    <w:p>
+      <w:pPr>
+        <w:pStyle w:val="BodyText"/>
+      </w:pPr>
+      <w:r>
+        <w:t xml:space="preserve">RUSTAM: Обязательно скажу. Спасибо, Николай Петрович. Я двадцать лет на складе, но такого клиента у меня ещё не было.</w:t>
+      </w:r>
+    </w:p>
+    <w:p>
+      <w:pPr>
+        <w:pStyle w:val="BodyText"/>
+      </w:pPr>
+      <w:r>
+        <w:t xml:space="preserve">NIKOLAY: Какого такого клиента? Что во мне особенного?</w:t>
+      </w:r>
+    </w:p>
+    <w:p>
+      <w:pPr>
+        <w:pStyle w:val="BodyText"/>
+      </w:pPr>
+      <w:r>
+        <w:t xml:space="preserve">RUSTAM: Который приезжает в шесть утра с термосом и считает номера. Обычно клиенты звонят через полгода и спрашивают: «Где мой товар?» А вы первый такой клиент у меня за двадцать лет работы.</w:t>
       </w:r>
     </w:p>
     <w:bookmarkEnd w:id="22"/>
@@ -719,87 +719,87 @@
         <w:pStyle w:val="FirstParagraph"/>
       </w:pPr>
       <w:r>
-        <w:t xml:space="preserve">IRINA: Николай Петрович, здравствуйте. Наконец-то. Алексей рассказывал. Чай? Кофе?</w:t>
-      </w:r>
-    </w:p>
-    <w:p>
-      <w:pPr>
-        <w:pStyle w:val="BodyText"/>
-      </w:pPr>
-      <w:r>
-        <w:t xml:space="preserve">NIKOLAY: Чай. Без сахара. Вы — Ирина? Правильная женщина. Я говорил по телефону.</w:t>
-      </w:r>
-    </w:p>
-    <w:p>
-      <w:pPr>
-        <w:pStyle w:val="BodyText"/>
-      </w:pPr>
-      <w:r>
-        <w:t xml:space="preserve">IRINA: Говорили. Алексей передал. Мне было приятно.</w:t>
-      </w:r>
-    </w:p>
-    <w:p>
-      <w:pPr>
-        <w:pStyle w:val="BodyText"/>
-      </w:pPr>
-      <w:r>
-        <w:t xml:space="preserve">OLGA: А я — Ольга Петровна. Регистратор. Курю на балконе. Вам можно со мной.</w:t>
-      </w:r>
-    </w:p>
-    <w:p>
-      <w:pPr>
-        <w:pStyle w:val="BodyText"/>
-      </w:pPr>
-      <w:r>
-        <w:t xml:space="preserve">NIKOLAY: Бросил двадцать лет назад. Но на балконе постою. Посмотрю на рельсы.</w:t>
-      </w:r>
-    </w:p>
-    <w:p>
-      <w:pPr>
-        <w:pStyle w:val="BodyText"/>
-      </w:pPr>
-      <w:r>
-        <w:t xml:space="preserve">IRINA: Николай Петрович, вы нашли коробку. Десять шприцев. Девяносто тысяч. Спасибо.</w:t>
-      </w:r>
-    </w:p>
-    <w:p>
-      <w:pPr>
-        <w:pStyle w:val="BodyText"/>
-      </w:pPr>
-      <w:r>
-        <w:t xml:space="preserve">NIKOLAY: Не мне спасибо. Списку. Двенадцать страниц. Кто составил?</w:t>
-      </w:r>
-    </w:p>
-    <w:p>
-      <w:pPr>
-        <w:pStyle w:val="BodyText"/>
-      </w:pPr>
-      <w:r>
-        <w:t xml:space="preserve">IRINA: Я. В пятницу ночью.</w:t>
-      </w:r>
-    </w:p>
-    <w:p>
-      <w:pPr>
-        <w:pStyle w:val="BodyText"/>
-      </w:pPr>
-      <w:r>
-        <w:t xml:space="preserve">NIKOLAY: Значит, вам спасибо. Я только поставил галочки.</w:t>
-      </w:r>
-    </w:p>
-    <w:p>
-      <w:pPr>
-        <w:pStyle w:val="BodyText"/>
-      </w:pPr>
-      <w:r>
-        <w:t xml:space="preserve">ALEKSEY: Ирина, раз все здесь, давайте про склад. Цифры.</w:t>
-      </w:r>
-    </w:p>
-    <w:p>
-      <w:pPr>
-        <w:pStyle w:val="BodyText"/>
-      </w:pPr>
-      <w:r>
-        <w:t xml:space="preserve">IRINA: Цифры. Хранение — сто двадцать тысяч в месяц. После обратной продажи коробок меньше, но цена та же. Ячейка одна. Мы платим за воздух вокруг наших коробок, Николай Петрович.</w:t>
+        <w:t xml:space="preserve">IRINA: Николай Петрович, здравствуйте, наконец-то мы познакомились. Алексей много рассказывал. Вам чай или кофе?</w:t>
+      </w:r>
+    </w:p>
+    <w:p>
+      <w:pPr>
+        <w:pStyle w:val="BodyText"/>
+      </w:pPr>
+      <w:r>
+        <w:t xml:space="preserve">NIKOLAY: Чай без сахара, пожалуйста. Вы Ирина? Правильная женщина, я так и говорил по телефону.</w:t>
+      </w:r>
+    </w:p>
+    <w:p>
+      <w:pPr>
+        <w:pStyle w:val="BodyText"/>
+      </w:pPr>
+      <w:r>
+        <w:t xml:space="preserve">IRINA: Да, говорили, Алексей мне передал. Мне было очень приятно это услышать.</w:t>
+      </w:r>
+    </w:p>
+    <w:p>
+      <w:pPr>
+        <w:pStyle w:val="BodyText"/>
+      </w:pPr>
+      <w:r>
+        <w:t xml:space="preserve">OLGA: А я Ольга Петровна, регистратор. Я курю на балконе, и вам можно со мной.</w:t>
+      </w:r>
+    </w:p>
+    <w:p>
+      <w:pPr>
+        <w:pStyle w:val="BodyText"/>
+      </w:pPr>
+      <w:r>
+        <w:t xml:space="preserve">NIKOLAY: Я бросил двадцать лет назад, но на балконе постою и посмотрю на рельсы.</w:t>
+      </w:r>
+    </w:p>
+    <w:p>
+      <w:pPr>
+        <w:pStyle w:val="BodyText"/>
+      </w:pPr>
+      <w:r>
+        <w:t xml:space="preserve">IRINA: Николай Петрович, вы нашли коробку с десятью шприцами на девяносто тысяч. Спасибо вам огромное.</w:t>
+      </w:r>
+    </w:p>
+    <w:p>
+      <w:pPr>
+        <w:pStyle w:val="BodyText"/>
+      </w:pPr>
+      <w:r>
+        <w:t xml:space="preserve">NIKOLAY: Спасибо не мне, а списку на двенадцать страниц. Кто его составил?</w:t>
+      </w:r>
+    </w:p>
+    <w:p>
+      <w:pPr>
+        <w:pStyle w:val="BodyText"/>
+      </w:pPr>
+      <w:r>
+        <w:t xml:space="preserve">IRINA: Я составила, в пятницу ночью, когда все уже ушли домой.</w:t>
+      </w:r>
+    </w:p>
+    <w:p>
+      <w:pPr>
+        <w:pStyle w:val="BodyText"/>
+      </w:pPr>
+      <w:r>
+        <w:t xml:space="preserve">NIKOLAY: Значит, спасибо вам, потому что я только ставил галочки.</w:t>
+      </w:r>
+    </w:p>
+    <w:p>
+      <w:pPr>
+        <w:pStyle w:val="BodyText"/>
+      </w:pPr>
+      <w:r>
+        <w:t xml:space="preserve">ALEKSEY: Ирина, раз уж все здесь, давайте поговорим про склад и про цифры.</w:t>
+      </w:r>
+    </w:p>
+    <w:p>
+      <w:pPr>
+        <w:pStyle w:val="BodyText"/>
+      </w:pPr>
+      <w:r>
+        <w:t xml:space="preserve">IRINA: Хорошо, вот цифры. Хранение стоит сто двадцать тысяч в месяц. После обратной продажи коробок стало меньше, но цена осталась той же, потому что ячейка одна. Мы платим за воздух вокруг наших коробок, Николай Петрович.</w:t>
       </w:r>
     </w:p>
     <w:p>
@@ -815,143 +815,143 @@
         <w:pStyle w:val="BodyText"/>
       </w:pPr>
       <w:r>
-        <w:t xml:space="preserve">IRINA: Плюс страховка — восемнадцать тысяч. Плюс температурный журнал — работа склада, ещё десять. Всего почти сто пятьдесят в месяц. Это почти больше, чем зарплата Алексея за три месяца.</w:t>
-      </w:r>
-    </w:p>
-    <w:p>
-      <w:pPr>
-        <w:pStyle w:val="BodyText"/>
-      </w:pPr>
-      <w:r>
-        <w:t xml:space="preserve">NIKOLAY: Сто пятьдесят тысяч за то, что коробки лежат. А продать нельзя.</w:t>
-      </w:r>
-    </w:p>
-    <w:p>
-      <w:pPr>
-        <w:pStyle w:val="BodyText"/>
-      </w:pPr>
-      <w:r>
-        <w:t xml:space="preserve">IRINA: Нельзя. Регистрация — через год. Значит, ещё миллион восемьсот только за то, что они лежат.</w:t>
-      </w:r>
-    </w:p>
-    <w:p>
-      <w:pPr>
-        <w:pStyle w:val="BodyText"/>
-      </w:pPr>
-      <w:r>
-        <w:t xml:space="preserve">ALEKSEY: Можно уменьшить. Кузнецов говорил про маленькую ячейку.</w:t>
-      </w:r>
-    </w:p>
-    <w:p>
-      <w:pPr>
-        <w:pStyle w:val="BodyText"/>
-      </w:pPr>
-      <w:r>
-        <w:t xml:space="preserve">IRINA: Я уже спросила. Маленькая — восемьдесят пять. Но там нет отдельного холодильного учёта. Температура общая.</w:t>
-      </w:r>
-    </w:p>
-    <w:p>
-      <w:pPr>
-        <w:pStyle w:val="BodyText"/>
-      </w:pPr>
-      <w:r>
-        <w:t xml:space="preserve">OLGA: Общая температура — это риск. Если зимой отключат отопление, эксперт спросит про журнал.</w:t>
-      </w:r>
-    </w:p>
-    <w:p>
-      <w:pPr>
-        <w:pStyle w:val="BodyText"/>
-      </w:pPr>
-      <w:r>
-        <w:t xml:space="preserve">IRINA: Поэтому не переезжаем. Платим сто пятьдесят. Но это не главная проблема.</w:t>
-      </w:r>
-    </w:p>
-    <w:p>
-      <w:pPr>
-        <w:pStyle w:val="BodyText"/>
-      </w:pPr>
-      <w:r>
-        <w:t xml:space="preserve">ALEKSEY: А какая главная?</w:t>
-      </w:r>
-    </w:p>
-    <w:p>
-      <w:pPr>
-        <w:pStyle w:val="BodyText"/>
-      </w:pPr>
-      <w:r>
-        <w:t xml:space="preserve">IRINA: Главная — касса. Октябрь — зарплаты, перевод Гариповой, вторые сорок процентов лаборатории. Ноябрь — подача досье, пошлины. Декабрь — последние тридцать процентов лаборатории. Каждый месяц — своя новая дыра в таблице.</w:t>
-      </w:r>
-    </w:p>
-    <w:p>
-      <w:pPr>
-        <w:pStyle w:val="BodyText"/>
-      </w:pPr>
-      <w:r>
-        <w:t xml:space="preserve">OLGA: И мы с вами без зарплаты до декабря. Это я помню.</w:t>
-      </w:r>
-    </w:p>
-    <w:p>
-      <w:pPr>
-        <w:pStyle w:val="BodyText"/>
-      </w:pPr>
-      <w:r>
-        <w:t xml:space="preserve">IRINA: Помню. Итак. Сейчас на счёте — миллион двести. К декабрю, если ничего не изменится, будет ноль. Касса пустая. Я проверила это три раза, никакой ошибки здесь нет.</w:t>
-      </w:r>
-    </w:p>
-    <w:p>
-      <w:pPr>
-        <w:pStyle w:val="BodyText"/>
-      </w:pPr>
-      <w:r>
-        <w:t xml:space="preserve">NIKOLAY: Ноль. В декабре. А продажи — через год.</w:t>
-      </w:r>
-    </w:p>
-    <w:p>
-      <w:pPr>
-        <w:pStyle w:val="BodyText"/>
-      </w:pPr>
-      <w:r>
-        <w:t xml:space="preserve">IRINA: Через год. Между декабрём и регистрацией — десять месяцев без денег. Это и есть кассовый разрыв, Николай Петрович. Ваш сын знает это слово. Это очень много, поверьте.</w:t>
-      </w:r>
-    </w:p>
-    <w:p>
-      <w:pPr>
-        <w:pStyle w:val="BodyText"/>
-      </w:pPr>
-      <w:r>
-        <w:t xml:space="preserve">NIKOLAY: Я тоже знаю. У нас на заводе в девяносто восьмом был кассовый разрыв. Нам год платили тушёнкой. Тогда я впервые по-настоящему понял, что такое касса.</w:t>
-      </w:r>
-    </w:p>
-    <w:p>
-      <w:pPr>
-        <w:pStyle w:val="BodyText"/>
-      </w:pPr>
-      <w:r>
-        <w:t xml:space="preserve">ALEKSEY: Тушёнкой?</w:t>
-      </w:r>
-    </w:p>
-    <w:p>
-      <w:pPr>
-        <w:pStyle w:val="BodyText"/>
-      </w:pPr>
-      <w:r>
-        <w:t xml:space="preserve">NIKOLAY: Банками. Вместо зарплаты. Сорок банок. Мама до сих пор не может смотреть.</w:t>
-      </w:r>
-    </w:p>
-    <w:p>
-      <w:pPr>
-        <w:pStyle w:val="BodyText"/>
-      </w:pPr>
-      <w:r>
-        <w:t xml:space="preserve">OLGA: Мы тушёнкой платить не будем. У нас пункт первый — безнал.</w:t>
-      </w:r>
-    </w:p>
-    <w:p>
-      <w:pPr>
-        <w:pStyle w:val="BodyText"/>
-      </w:pPr>
-      <w:r>
-        <w:t xml:space="preserve">NIKOLAY: Пункт первый — безнал, пункт восьмой — бабушка. Я читал ваш договор. Сын показывал. Хороший договор. Честный.</w:t>
+        <w:t xml:space="preserve">IRINA: Плюс страховка, восемнадцать тысяч, и температурный журнал, то есть работа склада, ещё десять. Всего почти сто пятьдесят в месяц. Это почти больше, чем зарплата Алексея за три месяца, и мы платим это каждый месяц.</w:t>
+      </w:r>
+    </w:p>
+    <w:p>
+      <w:pPr>
+        <w:pStyle w:val="BodyText"/>
+      </w:pPr>
+      <w:r>
+        <w:t xml:space="preserve">NIKOLAY: Сто пятьдесят тысяч только за то, что коробки лежат. А продать их нельзя.</w:t>
+      </w:r>
+    </w:p>
+    <w:p>
+      <w:pPr>
+        <w:pStyle w:val="BodyText"/>
+      </w:pPr>
+      <w:r>
+        <w:t xml:space="preserve">IRINA: Нельзя, регистрация будет только через год. Значит, ещё миллион восемьсот только за то, что они лежат.</w:t>
+      </w:r>
+    </w:p>
+    <w:p>
+      <w:pPr>
+        <w:pStyle w:val="BodyText"/>
+      </w:pPr>
+      <w:r>
+        <w:t xml:space="preserve">ALEKSEY: Но ведь это можно уменьшить. Кузнецов говорил про маленькую ячейку.</w:t>
+      </w:r>
+    </w:p>
+    <w:p>
+      <w:pPr>
+        <w:pStyle w:val="BodyText"/>
+      </w:pPr>
+      <w:r>
+        <w:t xml:space="preserve">IRINA: Я уже спросила. Маленькая стоит восемьдесят пять, но там нет отдельного холодильного учёта, и температура общая.</w:t>
+      </w:r>
+    </w:p>
+    <w:p>
+      <w:pPr>
+        <w:pStyle w:val="BodyText"/>
+      </w:pPr>
+      <w:r>
+        <w:t xml:space="preserve">OLGA: Общая температура — это риск. Если зимой отключат отопление, эксперт обязательно спросит про журнал.</w:t>
+      </w:r>
+    </w:p>
+    <w:p>
+      <w:pPr>
+        <w:pStyle w:val="BodyText"/>
+      </w:pPr>
+      <w:r>
+        <w:t xml:space="preserve">IRINA: Поэтому мы не переезжаем и платим сто пятьдесят. Но это, к сожалению, не главная проблема.</w:t>
+      </w:r>
+    </w:p>
+    <w:p>
+      <w:pPr>
+        <w:pStyle w:val="BodyText"/>
+      </w:pPr>
+      <w:r>
+        <w:t xml:space="preserve">ALEKSEY: А какая тогда главная проблема, если не склад?</w:t>
+      </w:r>
+    </w:p>
+    <w:p>
+      <w:pPr>
+        <w:pStyle w:val="BodyText"/>
+      </w:pPr>
+      <w:r>
+        <w:t xml:space="preserve">IRINA: Главная проблема — касса. В октябре зарплаты, перевод Гариповой и вторые сорок процентов лаборатории. В ноябре подача досье и пошлины, в декабре последние тридцать процентов лаборатории. Каждый месяц у нас своя новая дыра в таблице.</w:t>
+      </w:r>
+    </w:p>
+    <w:p>
+      <w:pPr>
+        <w:pStyle w:val="BodyText"/>
+      </w:pPr>
+      <w:r>
+        <w:t xml:space="preserve">OLGA: И мы с вами без зарплаты до декабря. Это я хорошо помню.</w:t>
+      </w:r>
+    </w:p>
+    <w:p>
+      <w:pPr>
+        <w:pStyle w:val="BodyText"/>
+      </w:pPr>
+      <w:r>
+        <w:t xml:space="preserve">IRINA: Я тоже помню. Итак, сейчас на счёте миллион двести. К декабрю, если ничего не изменится, будет ноль, и касса пустая. Я проверила это три раза, и никакой ошибки здесь нет, к сожалению.</w:t>
+      </w:r>
+    </w:p>
+    <w:p>
+      <w:pPr>
+        <w:pStyle w:val="BodyText"/>
+      </w:pPr>
+      <w:r>
+        <w:t xml:space="preserve">NIKOLAY: Ноль в декабре, а продажи только через год. Так получается?</w:t>
+      </w:r>
+    </w:p>
+    <w:p>
+      <w:pPr>
+        <w:pStyle w:val="BodyText"/>
+      </w:pPr>
+      <w:r>
+        <w:t xml:space="preserve">IRINA: Да, через год. Между декабрём и регистрацией десять месяцев без денег, и это называется кассовый разрыв, Николай Петрович. Ваш сын хорошо знает это слово. Это очень много, поверьте мне, даже для большой компании.</w:t>
+      </w:r>
+    </w:p>
+    <w:p>
+      <w:pPr>
+        <w:pStyle w:val="BodyText"/>
+      </w:pPr>
+      <w:r>
+        <w:t xml:space="preserve">NIKOLAY: Я тоже знаю это слово. У нас на заводе в девяносто восьмом был кассовый разрыв, и нам целый год платили тушёнкой. Тогда я впервые по-настоящему понял, что такое касса и почему её нужно считать.</w:t>
+      </w:r>
+    </w:p>
+    <w:p>
+      <w:pPr>
+        <w:pStyle w:val="BodyText"/>
+      </w:pPr>
+      <w:r>
+        <w:t xml:space="preserve">ALEKSEY: Тушёнкой? Пап, ты мне никогда об этом не рассказывал.</w:t>
+      </w:r>
+    </w:p>
+    <w:p>
+      <w:pPr>
+        <w:pStyle w:val="BodyText"/>
+      </w:pPr>
+      <w:r>
+        <w:t xml:space="preserve">NIKOLAY: Да, банками вместо зарплаты, сорок банок. Мама до сих пор не может на неё смотреть.</w:t>
+      </w:r>
+    </w:p>
+    <w:p>
+      <w:pPr>
+        <w:pStyle w:val="BodyText"/>
+      </w:pPr>
+      <w:r>
+        <w:t xml:space="preserve">OLGA: Мы тушёнкой платить не будем, потому что у нас пункт первый — безнал.</w:t>
+      </w:r>
+    </w:p>
+    <w:p>
+      <w:pPr>
+        <w:pStyle w:val="BodyText"/>
+      </w:pPr>
+      <w:r>
+        <w:t xml:space="preserve">NIKOLAY: Пункт первый — безнал, а пункт восьмой — бабушка. Я читал ваш договор, сын показывал. Хороший договор, честный.</w:t>
       </w:r>
     </w:p>
     <w:bookmarkEnd w:id="23"/>
@@ -969,167 +969,167 @@
         <w:pStyle w:val="FirstParagraph"/>
       </w:pPr>
       <w:r>
-        <w:t xml:space="preserve">ALEKSEY: Пап, вот она. Бабушкина картонка. Над нашей дверью. Я обвожу буквы по воскресеньям.</w:t>
-      </w:r>
-    </w:p>
-    <w:p>
-      <w:pPr>
-        <w:pStyle w:val="BodyText"/>
-      </w:pPr>
-      <w:r>
-        <w:t xml:space="preserve">NIKOLAY: А под ней что? «Без регистрации — ни шагу». Твой почерк?</w:t>
-      </w:r>
-    </w:p>
-    <w:p>
-      <w:pPr>
-        <w:pStyle w:val="BodyText"/>
-      </w:pPr>
-      <w:r>
-        <w:t xml:space="preserve">ALEKSEY: Мой. Но слова — Ольги Петровны. После контейнера.</w:t>
-      </w:r>
-    </w:p>
-    <w:p>
-      <w:pPr>
-        <w:pStyle w:val="BodyText"/>
-      </w:pPr>
-      <w:r>
-        <w:t xml:space="preserve">NIKOLAY: После твоего брака. Правильно, что записал. Брак записывают.</w:t>
-      </w:r>
-    </w:p>
-    <w:p>
-      <w:pPr>
-        <w:pStyle w:val="BodyText"/>
-      </w:pPr>
-      <w:r>
-        <w:t xml:space="preserve">OLGA: Николай Петрович, можно я скажу? Ваш сын очень изменился за полгода.</w:t>
-      </w:r>
-    </w:p>
-    <w:p>
-      <w:pPr>
-        <w:pStyle w:val="BodyText"/>
-      </w:pPr>
-      <w:r>
-        <w:t xml:space="preserve">NIKOLAY: Как изменился?</w:t>
-      </w:r>
-    </w:p>
-    <w:p>
-      <w:pPr>
-        <w:pStyle w:val="BodyText"/>
-      </w:pPr>
-      <w:r>
-        <w:t xml:space="preserve">OLGA: Раньше он говорил «ускорить». Теперь говорит «посчитаем». Это для регистратора — как для инженера переход от молотка к микрометру. Я горжусь им, хотя ему никогда не скажу.</w:t>
-      </w:r>
-    </w:p>
-    <w:p>
-      <w:pPr>
-        <w:pStyle w:val="BodyText"/>
-      </w:pPr>
-      <w:r>
-        <w:t xml:space="preserve">NIKOLAY: От молотка к микрометру. Хорошо сказали. Я заберу это себе.</w:t>
-      </w:r>
-    </w:p>
-    <w:p>
-      <w:pPr>
-        <w:pStyle w:val="BodyText"/>
-      </w:pPr>
-      <w:r>
-        <w:t xml:space="preserve">IRINA: Николай Петрович, у меня предложение. Деловое. Можно?</w:t>
-      </w:r>
-    </w:p>
-    <w:p>
-      <w:pPr>
-        <w:pStyle w:val="BodyText"/>
-      </w:pPr>
-      <w:r>
-        <w:t xml:space="preserve">NIKOLAY: Деловое? Мне? Я пенсионер.</w:t>
-      </w:r>
-    </w:p>
-    <w:p>
-      <w:pPr>
-        <w:pStyle w:val="BodyText"/>
-      </w:pPr>
-      <w:r>
-        <w:t xml:space="preserve">IRINA: Каждый месяц — инвентаризация на складе. С номерами. До регистрации. Вы сегодня нашли то, что склад не нашёл бы полгода. Такой контролёр стоит дороже любой камеры на этом складе.</w:t>
-      </w:r>
-    </w:p>
-    <w:p>
-      <w:pPr>
-        <w:pStyle w:val="BodyText"/>
-      </w:pPr>
-      <w:r>
-        <w:t xml:space="preserve">NIKOLAY: Бесплатно. Я же сказал — бесплатно. Сын всё-таки.</w:t>
-      </w:r>
-    </w:p>
-    <w:p>
-      <w:pPr>
-        <w:pStyle w:val="BodyText"/>
-      </w:pPr>
-      <w:r>
-        <w:t xml:space="preserve">IRINA: Нет. Не бесплатно. По договору. Минимальная оплата. Билет на «Ласточку» и обед. Всё официально.</w:t>
-      </w:r>
-    </w:p>
-    <w:p>
-      <w:pPr>
-        <w:pStyle w:val="BodyText"/>
-      </w:pPr>
-      <w:r>
-        <w:t xml:space="preserve">NIKOLAY: По договору? Мне, отцу директора?</w:t>
-      </w:r>
-    </w:p>
-    <w:p>
-      <w:pPr>
-        <w:pStyle w:val="BodyText"/>
-      </w:pPr>
-      <w:r>
-        <w:t xml:space="preserve">IRINA: Именно потому, что вы отец директора. Если бесплатно — это помощь семьи. Если по договору — это работа контролёра. Контролёру верят больше. Это не формальность, это наше доверие.</w:t>
-      </w:r>
-    </w:p>
-    <w:p>
-      <w:pPr>
-        <w:pStyle w:val="BodyText"/>
-      </w:pPr>
-      <w:r>
-        <w:t xml:space="preserve">OLGA: Белова права. «Отец директора» звучит плохо. «Контролёр по договору» — хорошо.</w:t>
-      </w:r>
-    </w:p>
-    <w:p>
-      <w:pPr>
-        <w:pStyle w:val="BodyText"/>
-      </w:pPr>
-      <w:r>
-        <w:t xml:space="preserve">NIKOLAY: Вы все тут такие? Всё по бумаге?</w:t>
-      </w:r>
-    </w:p>
-    <w:p>
-      <w:pPr>
-        <w:pStyle w:val="BodyText"/>
-      </w:pPr>
-      <w:r>
-        <w:t xml:space="preserve">ALEKSEY: Все, пап. Даже бабушка в договоре записана.</w:t>
-      </w:r>
-    </w:p>
-    <w:p>
-      <w:pPr>
-        <w:pStyle w:val="BodyText"/>
-      </w:pPr>
-      <w:r>
-        <w:t xml:space="preserve">NIKOLAY: Ладно. Подпишу. Но тушёнкой не платите.</w:t>
-      </w:r>
-    </w:p>
-    <w:p>
-      <w:pPr>
-        <w:pStyle w:val="BodyText"/>
-      </w:pPr>
-      <w:r>
-        <w:t xml:space="preserve">IRINA: Только безнал. Пункт первый.</w:t>
-      </w:r>
-    </w:p>
-    <w:p>
-      <w:pPr>
-        <w:pStyle w:val="BodyText"/>
-      </w:pPr>
-      <w:r>
-        <w:t xml:space="preserve">NIKOLAY: Знаю. Пункт первый — безнал. Я теперь, получается, тоже часть вашей бумаги.</w:t>
+        <w:t xml:space="preserve">ALEKSEY: Пап, вот она, бабушкина картонка над нашей дверью. Я обвожу буквы каждое воскресенье.</w:t>
+      </w:r>
+    </w:p>
+    <w:p>
+      <w:pPr>
+        <w:pStyle w:val="BodyText"/>
+      </w:pPr>
+      <w:r>
+        <w:t xml:space="preserve">NIKOLAY: А что написано под ней? «Без регистрации — ни шагу». Это твой почерк?</w:t>
+      </w:r>
+    </w:p>
+    <w:p>
+      <w:pPr>
+        <w:pStyle w:val="BodyText"/>
+      </w:pPr>
+      <w:r>
+        <w:t xml:space="preserve">ALEKSEY: Почерк мой, но слова Ольги Петровны. Она сказала их после истории с контейнером.</w:t>
+      </w:r>
+    </w:p>
+    <w:p>
+      <w:pPr>
+        <w:pStyle w:val="BodyText"/>
+      </w:pPr>
+      <w:r>
+        <w:t xml:space="preserve">NIKOLAY: То есть после твоего брака. Правильно, что записал, потому что брак всегда записывают.</w:t>
+      </w:r>
+    </w:p>
+    <w:p>
+      <w:pPr>
+        <w:pStyle w:val="BodyText"/>
+      </w:pPr>
+      <w:r>
+        <w:t xml:space="preserve">OLGA: Николай Петрович, можно я скажу? Ваш сын очень изменился за эти полгода.</w:t>
+      </w:r>
+    </w:p>
+    <w:p>
+      <w:pPr>
+        <w:pStyle w:val="BodyText"/>
+      </w:pPr>
+      <w:r>
+        <w:t xml:space="preserve">NIKOLAY: А как именно он изменился? Мне со стороны не всегда видно.</w:t>
+      </w:r>
+    </w:p>
+    <w:p>
+      <w:pPr>
+        <w:pStyle w:val="BodyText"/>
+      </w:pPr>
+      <w:r>
+        <w:t xml:space="preserve">OLGA: Раньше он говорил «ускорить», а теперь говорит «посчитаем». Для регистратора это как для инженера переход от молотка к микрометру. Я им горжусь, хотя ему самому никогда этого не скажу, чтобы не зазнавался.</w:t>
+      </w:r>
+    </w:p>
+    <w:p>
+      <w:pPr>
+        <w:pStyle w:val="BodyText"/>
+      </w:pPr>
+      <w:r>
+        <w:t xml:space="preserve">NIKOLAY: От молотка к микрометру… Хорошо сказали. Я заберу эти слова себе.</w:t>
+      </w:r>
+    </w:p>
+    <w:p>
+      <w:pPr>
+        <w:pStyle w:val="BodyText"/>
+      </w:pPr>
+      <w:r>
+        <w:t xml:space="preserve">IRINA: Николай Петрович, у меня есть к вам предложение, причём деловое. Можно?</w:t>
+      </w:r>
+    </w:p>
+    <w:p>
+      <w:pPr>
+        <w:pStyle w:val="BodyText"/>
+      </w:pPr>
+      <w:r>
+        <w:t xml:space="preserve">NIKOLAY: Деловое предложение? Мне? Но я же простой пенсионер.</w:t>
+      </w:r>
+    </w:p>
+    <w:p>
+      <w:pPr>
+        <w:pStyle w:val="BodyText"/>
+      </w:pPr>
+      <w:r>
+        <w:t xml:space="preserve">IRINA: Каждый месяц до регистрации проводить инвентаризацию на складе, с номерами. Вы сегодня нашли то, что склад не нашёл бы и за полгода. Такой контролёр стоит дороже любой камеры на этом складе, и нам он очень нужен.</w:t>
+      </w:r>
+    </w:p>
+    <w:p>
+      <w:pPr>
+        <w:pStyle w:val="BodyText"/>
+      </w:pPr>
+      <w:r>
+        <w:t xml:space="preserve">NIKOLAY: Только бесплатно. Я же сказал, что буду считать бесплатно, это всё-таки мой сын.</w:t>
+      </w:r>
+    </w:p>
+    <w:p>
+      <w:pPr>
+        <w:pStyle w:val="BodyText"/>
+      </w:pPr>
+      <w:r>
+        <w:t xml:space="preserve">IRINA: Нет, не бесплатно, а по договору: минимальная оплата, билет на «Ласточку» и обед. Всё официально.</w:t>
+      </w:r>
+    </w:p>
+    <w:p>
+      <w:pPr>
+        <w:pStyle w:val="BodyText"/>
+      </w:pPr>
+      <w:r>
+        <w:t xml:space="preserve">NIKOLAY: По договору? Мне, отцу директора? Это как-то странно.</w:t>
+      </w:r>
+    </w:p>
+    <w:p>
+      <w:pPr>
+        <w:pStyle w:val="BodyText"/>
+      </w:pPr>
+      <w:r>
+        <w:t xml:space="preserve">IRINA: Именно потому, что вы отец директора. Если бесплатно — это помощь семьи. Если по договору — это работа контролёра. Контролёру верят больше. Это не формальность, это наше доверие, и мы его очень бережём.</w:t>
+      </w:r>
+    </w:p>
+    <w:p>
+      <w:pPr>
+        <w:pStyle w:val="BodyText"/>
+      </w:pPr>
+      <w:r>
+        <w:t xml:space="preserve">OLGA: Белова права. «Отец директора» звучит плохо, а «контролёр по договору» звучит хорошо.</w:t>
+      </w:r>
+    </w:p>
+    <w:p>
+      <w:pPr>
+        <w:pStyle w:val="BodyText"/>
+      </w:pPr>
+      <w:r>
+        <w:t xml:space="preserve">NIKOLAY: Вы что, здесь все такие? У вас всё по бумаге?</w:t>
+      </w:r>
+    </w:p>
+    <w:p>
+      <w:pPr>
+        <w:pStyle w:val="BodyText"/>
+      </w:pPr>
+      <w:r>
+        <w:t xml:space="preserve">ALEKSEY: Да, пап, все. У нас даже бабушка записана в договоре.</w:t>
+      </w:r>
+    </w:p>
+    <w:p>
+      <w:pPr>
+        <w:pStyle w:val="BodyText"/>
+      </w:pPr>
+      <w:r>
+        <w:t xml:space="preserve">NIKOLAY: Ладно, подпишу. Только, пожалуйста, не платите мне тушёнкой.</w:t>
+      </w:r>
+    </w:p>
+    <w:p>
+      <w:pPr>
+        <w:pStyle w:val="BodyText"/>
+      </w:pPr>
+      <w:r>
+        <w:t xml:space="preserve">IRINA: Только безналом, это наш пункт первый. Никакой тушёнки, обещаю.</w:t>
+      </w:r>
+    </w:p>
+    <w:p>
+      <w:pPr>
+        <w:pStyle w:val="BodyText"/>
+      </w:pPr>
+      <w:r>
+        <w:t xml:space="preserve">NIKOLAY: Знаю: пункт первый — безнал. Получается, что я теперь тоже часть вашей бумаги.</w:t>
       </w:r>
     </w:p>
     <w:p>
@@ -1145,23 +1145,23 @@
         <w:pStyle w:val="BodyText"/>
       </w:pPr>
       <w:r>
-        <w:t xml:space="preserve">NIKOLAY: А склад? Склад терпит?</w:t>
-      </w:r>
-    </w:p>
-    <w:p>
-      <w:pPr>
-        <w:pStyle w:val="BodyText"/>
-      </w:pPr>
-      <w:r>
-        <w:t xml:space="preserve">OLGA: Склад не терпит ничего. Склад каждый месяц выставляет счёт.</w:t>
-      </w:r>
-    </w:p>
-    <w:p>
-      <w:pPr>
-        <w:pStyle w:val="BodyText"/>
-      </w:pPr>
-      <w:r>
-        <w:t xml:space="preserve">NIKOLAY: Тогда скажу одно. Склад — это не продажа. Но склад — это первое место, где видно, хозяин ты или нет. Сегодня было видно. Мой сын — хозяин. Пока маленький.</w:t>
+        <w:t xml:space="preserve">NIKOLAY: А склад? Склад тоже всё терпит, как бумага?</w:t>
+      </w:r>
+    </w:p>
+    <w:p>
+      <w:pPr>
+        <w:pStyle w:val="BodyText"/>
+      </w:pPr>
+      <w:r>
+        <w:t xml:space="preserve">OLGA: Склад не терпит ничего. Склад каждый месяц выставляет счёт, и платить нужно вовремя.</w:t>
+      </w:r>
+    </w:p>
+    <w:p>
+      <w:pPr>
+        <w:pStyle w:val="BodyText"/>
+      </w:pPr>
+      <w:r>
+        <w:t xml:space="preserve">NIKOLAY: Тогда скажу одно. Склад — это не продажа. Но склад — это первое место, где видно, хозяин ты или нет. Сегодня было видно: мой сын — хозяин. Пока ещё маленький, но уже настоящий.</w:t>
       </w:r>
     </w:p>
     <w:bookmarkEnd w:id="24"/>
@@ -1179,95 +1179,95 @@
         <w:pStyle w:val="FirstParagraph"/>
       </w:pPr>
       <w:r>
-        <w:t xml:space="preserve">ALEKSEY: Пап, спасибо. За коробку. За то, что приехал.</w:t>
-      </w:r>
-    </w:p>
-    <w:p>
-      <w:pPr>
-        <w:pStyle w:val="BodyText"/>
-      </w:pPr>
-      <w:r>
-        <w:t xml:space="preserve">NIKOLAY: За коробку спасибо списку. За то, что приехал, — маме. Она выгнала меня в пять утра.</w:t>
-      </w:r>
-    </w:p>
-    <w:p>
-      <w:pPr>
-        <w:pStyle w:val="BodyText"/>
-      </w:pPr>
-      <w:r>
-        <w:t xml:space="preserve">ALEKSEY: Знаю. Вы не говорите. Вы чините.</w:t>
-      </w:r>
-    </w:p>
-    <w:p>
-      <w:pPr>
-        <w:pStyle w:val="BodyText"/>
-      </w:pPr>
-      <w:r>
-        <w:t xml:space="preserve">NIKOLAY: Чиним. Колесо держит?</w:t>
-      </w:r>
-    </w:p>
-    <w:p>
-      <w:pPr>
-        <w:pStyle w:val="BodyText"/>
-      </w:pPr>
-      <w:r>
-        <w:t xml:space="preserve">ALEKSEY: Держит. «В-7» на месте. В Сеул с ним летал, в Вонджу.</w:t>
-      </w:r>
-    </w:p>
-    <w:p>
-      <w:pPr>
-        <w:pStyle w:val="BodyText"/>
-      </w:pPr>
-      <w:r>
-        <w:t xml:space="preserve">NIKOLAY: В Вонджу. Моё клеймо в Корее. Не думал.</w:t>
-      </w:r>
-    </w:p>
-    <w:p>
-      <w:pPr>
-        <w:pStyle w:val="BodyText"/>
-      </w:pPr>
-      <w:r>
-        <w:t xml:space="preserve">ALEKSEY: А ещё оно на складе теперь. Ты расписался в акте. Рустам сделал копию.</w:t>
-      </w:r>
-    </w:p>
-    <w:p>
-      <w:pPr>
-        <w:pStyle w:val="BodyText"/>
-      </w:pPr>
-      <w:r>
-        <w:t xml:space="preserve">NIKOLAY: Расписался «В-7». По привычке. Рустам смеялся.</w:t>
-      </w:r>
-    </w:p>
-    <w:p>
-      <w:pPr>
-        <w:pStyle w:val="BodyText"/>
-      </w:pPr>
-      <w:r>
-        <w:t xml:space="preserve">ALEKSEY: Пап, касса к декабрю будет пустая. Ирина сказала.</w:t>
-      </w:r>
-    </w:p>
-    <w:p>
-      <w:pPr>
-        <w:pStyle w:val="BodyText"/>
-      </w:pPr>
-      <w:r>
-        <w:t xml:space="preserve">NIKOLAY: Слышал. Пустая касса — не конец. На заводе она была пустая два года. Завод закрыли не из-за кассы, Лёша, а совсем из-за другого. Я тебе скажу.</w:t>
-      </w:r>
-    </w:p>
-    <w:p>
-      <w:pPr>
-        <w:pStyle w:val="BodyText"/>
-      </w:pPr>
-      <w:r>
-        <w:t xml:space="preserve">ALEKSEY: А из-за чего?</w:t>
-      </w:r>
-    </w:p>
-    <w:p>
-      <w:pPr>
-        <w:pStyle w:val="BodyText"/>
-      </w:pPr>
-      <w:r>
-        <w:t xml:space="preserve">NIKOLAY: Из-за хозяина, который перестал считать коробки. Пустую кассу пережить можно. Хозяина, который не считает, — нельзя.</w:t>
+        <w:t xml:space="preserve">ALEKSEY: Пап, спасибо тебе за коробку и за то, что приехал.</w:t>
+      </w:r>
+    </w:p>
+    <w:p>
+      <w:pPr>
+        <w:pStyle w:val="BodyText"/>
+      </w:pPr>
+      <w:r>
+        <w:t xml:space="preserve">NIKOLAY: За коробку скажи спасибо списку, а за то, что приехал, — маме. Это она выгнала меня в пять утра.</w:t>
+      </w:r>
+    </w:p>
+    <w:p>
+      <w:pPr>
+        <w:pStyle w:val="BodyText"/>
+      </w:pPr>
+      <w:r>
+        <w:t xml:space="preserve">ALEKSEY: Знаю. Вы ведь никогда не говорите о чувствах, вы просто чините.</w:t>
+      </w:r>
+    </w:p>
+    <w:p>
+      <w:pPr>
+        <w:pStyle w:val="BodyText"/>
+      </w:pPr>
+      <w:r>
+        <w:t xml:space="preserve">NIKOLAY: Да, мы чиним. Кстати, а колесо моё держит?</w:t>
+      </w:r>
+    </w:p>
+    <w:p>
+      <w:pPr>
+        <w:pStyle w:val="BodyText"/>
+      </w:pPr>
+      <w:r>
+        <w:t xml:space="preserve">ALEKSEY: Держит. «В-7» на месте, я летал с ним в Сеул и в Вонджу.</w:t>
+      </w:r>
+    </w:p>
+    <w:p>
+      <w:pPr>
+        <w:pStyle w:val="BodyText"/>
+      </w:pPr>
+      <w:r>
+        <w:t xml:space="preserve">NIKOLAY: В Вонджу… Моё клеймо в Корее. Никогда бы не подумал.</w:t>
+      </w:r>
+    </w:p>
+    <w:p>
+      <w:pPr>
+        <w:pStyle w:val="BodyText"/>
+      </w:pPr>
+      <w:r>
+        <w:t xml:space="preserve">ALEKSEY: А теперь оно ещё и на складе: ты расписался в акте, и Рустам сделал копию.</w:t>
+      </w:r>
+    </w:p>
+    <w:p>
+      <w:pPr>
+        <w:pStyle w:val="BodyText"/>
+      </w:pPr>
+      <w:r>
+        <w:t xml:space="preserve">NIKOLAY: Я расписался «В-7», по привычке. Рустам долго смеялся.</w:t>
+      </w:r>
+    </w:p>
+    <w:p>
+      <w:pPr>
+        <w:pStyle w:val="BodyText"/>
+      </w:pPr>
+      <w:r>
+        <w:t xml:space="preserve">ALEKSEY: Пап, Ирина сказала, что к декабрю касса будет пустая.</w:t>
+      </w:r>
+    </w:p>
+    <w:p>
+      <w:pPr>
+        <w:pStyle w:val="BodyText"/>
+      </w:pPr>
+      <w:r>
+        <w:t xml:space="preserve">NIKOLAY: Слышал. Пустая касса — это ещё не конец. На заводе она была пустая два года. Но завод закрыли не из-за кассы, Лёша, а совсем из-за другого. Я тебе скажу, из-за чего, и ты это запомни.</w:t>
+      </w:r>
+    </w:p>
+    <w:p>
+      <w:pPr>
+        <w:pStyle w:val="BodyText"/>
+      </w:pPr>
+      <w:r>
+        <w:t xml:space="preserve">ALEKSEY: А из-за чего тогда закрыли завод?</w:t>
+      </w:r>
+    </w:p>
+    <w:p>
+      <w:pPr>
+        <w:pStyle w:val="BodyText"/>
+      </w:pPr>
+      <w:r>
+        <w:t xml:space="preserve">NIKOLAY: Из-за хозяина, который перестал считать коробки. Пустую кассу пережить можно, а хозяина, который не считает, — нельзя.</w:t>
       </w:r>
     </w:p>
     <w:p>
@@ -1283,15 +1283,15 @@
         <w:pStyle w:val="BodyText"/>
       </w:pPr>
       <w:r>
-        <w:t xml:space="preserve">ALEKSEY: Я буду считать. Каждый месяц. С тобой.</w:t>
-      </w:r>
-    </w:p>
-    <w:p>
-      <w:pPr>
-        <w:pStyle w:val="BodyText"/>
-      </w:pPr>
-      <w:r>
-        <w:t xml:space="preserve">NIKOLAY: Со мной. По договору. Твоя Ирина меня записала. Ласточка. Мне пора. Через год сделаю тебе второе колесо. Если будешь жив. Ты будешь жив, Лёша. Я сегодня видел.</w:t>
+        <w:t xml:space="preserve">ALEKSEY: Я буду считать, каждый месяц, и вместе с тобой.</w:t>
+      </w:r>
+    </w:p>
+    <w:p>
+      <w:pPr>
+        <w:pStyle w:val="BodyText"/>
+      </w:pPr>
+      <w:r>
+        <w:t xml:space="preserve">NIKOLAY: Со мной и по договору, твоя Ирина меня уже записала. Вот и «Ласточка», мне пора. Через год сделаю тебе второе колесо, если будешь жив. А ты будешь жив, Лёша, я сегодня это видел.</w:t>
       </w:r>
     </w:p>
     <w:p>
@@ -2115,7 +2115,7 @@
         <w:t xml:space="preserve">“</w:t>
       </w:r>
       <w:r>
-        <w:t xml:space="preserve">Именно потому, что вы отец директора. Если бесплатно — это помощь семьи. Если по договору — это работа контролёра. Контролёру верят больше. Это не формальность, это наше доверие.</w:t>
+        <w:t xml:space="preserve">Именно потому, что вы отец директора. Если бесплатно — это помощь семьи. Если по договору — это работа контролёра. Контролёру верят больше. Это не формальность, это наше доверие, и мы его очень бережём.</w:t>
       </w:r>
       <w:r>
         <w:t xml:space="preserve">”</w:t>
@@ -2347,19 +2347,19 @@
               <w:jc w:val="left"/>
             </w:pPr>
             <w:r>
-              <w:t xml:space="preserve">Это не формальность, это наше доверие.</w:t>
-            </w:r>
-          </w:p>
-        </w:tc>
-        <w:tc>
-          <w:tcPr/>
-          <w:p>
-            <w:pPr>
-              <w:pStyle w:val="Compact"/>
-              <w:jc w:val="left"/>
-            </w:pPr>
-            <w:r>
-              <w:t xml:space="preserve">не…, а…(생략형)</w:t>
+              <w:t xml:space="preserve">Это не формальность, это наше доверие, и мы его очень бережём.</w:t>
+            </w:r>
+          </w:p>
+        </w:tc>
+        <w:tc>
+          <w:tcPr/>
+          <w:p>
+            <w:pPr>
+              <w:pStyle w:val="Compact"/>
+              <w:jc w:val="left"/>
+            </w:pPr>
+            <w:r>
+              <w:t xml:space="preserve">не…, а…(생략형) + беречь(소중히 지키다)</w:t>
             </w:r>
           </w:p>
         </w:tc>
@@ -2383,7 +2383,7 @@
         <w:t xml:space="preserve">“</w:t>
       </w:r>
       <w:r>
-        <w:t xml:space="preserve">Именно потому, что… Если X — это…, если Y — это… Z верят больше. Это не…, это…</w:t>
+        <w:t xml:space="preserve">Именно потому, что… Если X — это…, если Y — это… Z верят больше. Это не…, это…, и мы его бережём.</w:t>
       </w:r>
       <w:r>
         <w:t xml:space="preserve">”</w:t>
@@ -2402,7 +2402,7 @@
         <w:t xml:space="preserve"> </w:t>
       </w:r>
       <w:r>
-        <w:t xml:space="preserve">именно потому, что(바로 ~이기 때문에) · если(만약) · больше(더)</w:t>
+        <w:t xml:space="preserve">именно потому, что(바로 ~이기 때문에) · если(만약) · больше(더) · и мы его бережём(그리고 우리는 그것을 지킨다)</w:t>
       </w:r>
       <w:r>
         <w:t xml:space="preserve"> </w:t>
@@ -2418,7 +2418,7 @@
         <w:t xml:space="preserve"> </w:t>
       </w:r>
       <w:r>
-        <w:t xml:space="preserve">친척에게 회사 일을 맡길 때 계약이 필요한 이유를 25~30단어로 설명하기.</w:t>
+        <w:t xml:space="preserve">친척에게 회사 일을 맡길 때 계약이 필요한 이유를 30~50단어로 설명하기.</w:t>
       </w:r>
     </w:p>
     <w:bookmarkEnd w:id="30"/>
@@ -2887,119 +2887,119 @@
         <w:pStyle w:val="FirstParagraph"/>
       </w:pPr>
       <w:r>
-        <w:t xml:space="preserve">니콜라이: 8시 정각. 보온병, 샌드위치, 수평계. 상자를 공짜로 세 주겠다고 약속했지. 왔다.</w:t>
-      </w:r>
-    </w:p>
-    <w:p>
-      <w:pPr>
-        <w:pStyle w:val="BodyText"/>
-      </w:pPr>
-      <w:r>
-        <w:t xml:space="preserve">알렉세이: 아빠, 진짜 오셨네요. 툴라에서. 새벽 6시에.</w:t>
-      </w:r>
-    </w:p>
-    <w:p>
-      <w:pPr>
-        <w:pStyle w:val="BodyText"/>
-      </w:pPr>
-      <w:r>
-        <w:t xml:space="preserve">니콜라이: 「라스토치카」 5시 40분. 엄마가 세 사람 몫 샌드위치를 싸 줬어. 셋째는 누구냐?</w:t>
-      </w:r>
-    </w:p>
-    <w:p>
-      <w:pPr>
-        <w:pStyle w:val="BodyText"/>
-      </w:pPr>
-      <w:r>
-        <w:t xml:space="preserve">쿠즈네초프: 아마 저일 거예요. 쿠즈네초프. 관세사예요. 좋은 아침입니다.</w:t>
-      </w:r>
-    </w:p>
-    <w:p>
-      <w:pPr>
-        <w:pStyle w:val="BodyText"/>
-      </w:pPr>
-      <w:r>
-        <w:t xml:space="preserve">니콜라이: 니콜라이 보론초프. 아버지. 엔지니어. 프레스 30년. 상자는 어디 있소?</w:t>
-      </w:r>
-    </w:p>
-    <w:p>
-      <w:pPr>
-        <w:pStyle w:val="BodyText"/>
-      </w:pPr>
-      <w:r>
-        <w:t xml:space="preserve">쿠즈네초프: 제 상자가 아니라 아드님 상자예요. 47번 칸, 2단. 오늘 재고 조사예요.</w:t>
-      </w:r>
-    </w:p>
-    <w:p>
-      <w:pPr>
-        <w:pStyle w:val="BodyText"/>
-      </w:pPr>
-      <w:r>
-        <w:t xml:space="preserve">니콜라이: 재고 조사 좋지. 공장에서 재고 조사를 좋아했어. 다 보이거든.</w:t>
-      </w:r>
-    </w:p>
-    <w:p>
-      <w:pPr>
-        <w:pStyle w:val="BodyText"/>
-      </w:pPr>
-      <w:r>
-        <w:t xml:space="preserve">알렉세이: 뭐가 보여요, 아빠?</w:t>
-      </w:r>
-    </w:p>
-    <w:p>
-      <w:pPr>
-        <w:pStyle w:val="BodyText"/>
-      </w:pPr>
-      <w:r>
-        <w:t xml:space="preserve">니콜라이: 누가 훔치고, 누가 게으르고, 누가 그냥 셀 줄 모르는지.</w:t>
-      </w:r>
-    </w:p>
-    <w:p>
-      <w:pPr>
-        <w:pStyle w:val="BodyText"/>
-      </w:pPr>
-      <w:r>
-        <w:t xml:space="preserve">쿠즈네초프: 여긴 훔치는 사람 없어요. 세관 관리 창고예요. 카메라가 사방에 있어요.</w:t>
-      </w:r>
-    </w:p>
-    <w:p>
-      <w:pPr>
-        <w:pStyle w:val="BodyText"/>
-      </w:pPr>
-      <w:r>
-        <w:t xml:space="preserve">니콜라이: 카메라는 안 세. 사람이 세지. 갑시다.</w:t>
-      </w:r>
-    </w:p>
-    <w:p>
-      <w:pPr>
-        <w:pStyle w:val="BodyText"/>
-      </w:pPr>
-      <w:r>
-        <w:t xml:space="preserve">알렉세이: 아빠, 조끼 입어야 해요. 헬멧도. 창고 규칙이에요.</w:t>
-      </w:r>
-    </w:p>
-    <w:p>
-      <w:pPr>
-        <w:pStyle w:val="BodyText"/>
-      </w:pPr>
-      <w:r>
-        <w:t xml:space="preserve">니콜라이: 헬멧이라 — 기꺼이. 40년 썼다. 그리웠지.</w:t>
-      </w:r>
-    </w:p>
-    <w:p>
-      <w:pPr>
-        <w:pStyle w:val="BodyText"/>
-      </w:pPr>
-      <w:r>
-        <w:t xml:space="preserve">쿠즈네초프: 아버님은 늘 이러세요?</w:t>
-      </w:r>
-    </w:p>
-    <w:p>
-      <w:pPr>
-        <w:pStyle w:val="BodyText"/>
-      </w:pPr>
-      <w:r>
-        <w:t xml:space="preserve">알렉세이: 늘요. 이건 아직 잠이 덜 깨신 거예요.</w:t>
+        <w:t xml:space="preserve">니콜라이: 8시 정각. 보온병, 샌드위치, 수평계가 있다. 상자를 공짜로 세 주겠다고 약속했지. 그래서 왔다.</w:t>
+      </w:r>
+    </w:p>
+    <w:p>
+      <w:pPr>
+        <w:pStyle w:val="BodyText"/>
+      </w:pPr>
+      <w:r>
+        <w:t xml:space="preserve">알렉세이: 아빠, 정말 툴라에서 오셨어요? 그것도 아침 6시에?</w:t>
+      </w:r>
+    </w:p>
+    <w:p>
+      <w:pPr>
+        <w:pStyle w:val="BodyText"/>
+      </w:pPr>
+      <w:r>
+        <w:t xml:space="preserve">니콜라이: 「라스토치카」가 5시 40분에 떠나. 엄마가 세 사람 몫 샌드위치를 싸 줬다. 그런데 셋째는 누구냐?</w:t>
+      </w:r>
+    </w:p>
+    <w:p>
+      <w:pPr>
+        <w:pStyle w:val="BodyText"/>
+      </w:pPr>
+      <w:r>
+        <w:t xml:space="preserve">쿠즈네초프: 아마 셋째는 저겠네요. 쿠즈네초프, 통관 대리인입니다. 좋은 아침입니다.</w:t>
+      </w:r>
+    </w:p>
+    <w:p>
+      <w:pPr>
+        <w:pStyle w:val="BodyText"/>
+      </w:pPr>
+      <w:r>
+        <w:t xml:space="preserve">니콜라이: 니콜라이 보론초프, 아버지요. 엔지니어고, 프레스 30년. 당신네 상자는 어디 있소?</w:t>
+      </w:r>
+    </w:p>
+    <w:p>
+      <w:pPr>
+        <w:pStyle w:val="BodyText"/>
+      </w:pPr>
+      <w:r>
+        <w:t xml:space="preserve">쿠즈네초프: 상자는 제 게 아니라 여러분 거예요. 47번 칸, 2단이요. 오늘 재고 조사가 있어요.</w:t>
+      </w:r>
+    </w:p>
+    <w:p>
+      <w:pPr>
+        <w:pStyle w:val="BodyText"/>
+      </w:pPr>
+      <w:r>
+        <w:t xml:space="preserve">니콜라이: 재고 조사라, 좋지. 공장에서 난 재고 조사를 아주 좋아했소. 그때는 다 보이거든.</w:t>
+      </w:r>
+    </w:p>
+    <w:p>
+      <w:pPr>
+        <w:pStyle w:val="BodyText"/>
+      </w:pPr>
+      <w:r>
+        <w:t xml:space="preserve">알렉세이: 정확히 뭐가 보이는데요, 아빠? 얘기해 주세요, 궁금해요.</w:t>
+      </w:r>
+    </w:p>
+    <w:p>
+      <w:pPr>
+        <w:pStyle w:val="BodyText"/>
+      </w:pPr>
+      <w:r>
+        <w:t xml:space="preserve">니콜라이: 누가 훔치는지, 누가 게으른지, 누가 그냥 셀 줄을 모르는지가 보이지.</w:t>
+      </w:r>
+    </w:p>
+    <w:p>
+      <w:pPr>
+        <w:pStyle w:val="BodyText"/>
+      </w:pPr>
+      <w:r>
+        <w:t xml:space="preserve">쿠즈네초프: 여기선 안 훔쳐요. 창고가 세관 관리 아래 있고, 카메라도 곳곳에 있어요.</w:t>
+      </w:r>
+    </w:p>
+    <w:p>
+      <w:pPr>
+        <w:pStyle w:val="BodyText"/>
+      </w:pPr>
+      <w:r>
+        <w:t xml:space="preserve">니콜라이: 카메라는 아무것도 안 세요. 세는 건 사람이지. 갑시다, 시간 버리지 말고.</w:t>
+      </w:r>
+    </w:p>
+    <w:p>
+      <w:pPr>
+        <w:pStyle w:val="BodyText"/>
+      </w:pPr>
+      <w:r>
+        <w:t xml:space="preserve">알렉세이: 아빠, 잠깐만요. 조끼랑 안전모를 써야 해요. 창고 규칙이에요.</w:t>
+      </w:r>
+    </w:p>
+    <w:p>
+      <w:pPr>
+        <w:pStyle w:val="BodyText"/>
+      </w:pPr>
+      <w:r>
+        <w:t xml:space="preserve">니콜라이: 안전모는 기꺼이 쓰마. 40년을 썼는데, 그리웠을 정도다.</w:t>
+      </w:r>
+    </w:p>
+    <w:p>
+      <w:pPr>
+        <w:pStyle w:val="BodyText"/>
+      </w:pPr>
+      <w:r>
+        <w:t xml:space="preserve">쿠즈네초프: 아버님은 아침 8시에도 늘 이렇게 기운이 넘치세요?</w:t>
+      </w:r>
+    </w:p>
+    <w:p>
+      <w:pPr>
+        <w:pStyle w:val="BodyText"/>
+      </w:pPr>
+      <w:r>
+        <w:t xml:space="preserve">알렉세이: 늘 그래요. 이것도 아직 잠이 덜 깨신 거예요, 믿으세요.</w:t>
       </w:r>
     </w:p>
     <w:bookmarkEnd w:id="33"/>
@@ -3017,279 +3017,279 @@
         <w:pStyle w:val="FirstParagraph"/>
       </w:pPr>
       <w:r>
-        <w:t xml:space="preserve">루스탐: 창고장 루스탐입니다. 47번 칸. 「모스트 메디컬」. 장부상 — 주사기 3,500개.</w:t>
-      </w:r>
-    </w:p>
-    <w:p>
-      <w:pPr>
-        <w:pStyle w:val="BodyText"/>
-      </w:pPr>
-      <w:r>
-        <w:t xml:space="preserve">알렉세이: 5,000개였어요. 1,500개는 한국 측에 되팔았어요. 유럽으로 갔어요.</w:t>
-      </w:r>
-    </w:p>
-    <w:p>
-      <w:pPr>
-        <w:pStyle w:val="BodyText"/>
-      </w:pPr>
-      <w:r>
-        <w:t xml:space="preserve">루스탐: 맞아요. 서류상 — 3,500. 상자당 주사기 10개. 그러니까 350상자.</w:t>
-      </w:r>
-    </w:p>
-    <w:p>
-      <w:pPr>
-        <w:pStyle w:val="BodyText"/>
-      </w:pPr>
-      <w:r>
-        <w:t xml:space="preserve">니콜라이: 셉시다. 소리 내서. 상자 하나하나 — 일련번호로. 번호 목록은 어디 있지?</w:t>
-      </w:r>
-    </w:p>
-    <w:p>
-      <w:pPr>
-        <w:pStyle w:val="BodyText"/>
-      </w:pPr>
-      <w:r>
-        <w:t xml:space="preserve">알렉세이: 여기요. 이리나가 출력했어요. 로트 번호와 일련번호 전부. 12쪽이에요.</w:t>
-      </w:r>
-    </w:p>
-    <w:p>
-      <w:pPr>
-        <w:pStyle w:val="BodyText"/>
-      </w:pPr>
-      <w:r>
-        <w:t xml:space="preserve">니콜라이: 좋은 여자구나. 12쪽 — 창고에 대한 존중이지. 시작하자.</w:t>
-      </w:r>
-    </w:p>
-    <w:p>
-      <w:pPr>
-        <w:pStyle w:val="BodyText"/>
-      </w:pPr>
-      <w:r>
-        <w:t xml:space="preserve">루스탐: 보통 고객들은 번호가 아니라 상자를 세요.</w:t>
-      </w:r>
-    </w:p>
-    <w:p>
-      <w:pPr>
-        <w:pStyle w:val="BodyText"/>
-      </w:pPr>
-      <w:r>
-        <w:t xml:space="preserve">니콜라이: 보통 고객들은 나중에 상자를 못 찾지. 번호는 각인이야. 각인은 거짓말 안 해.</w:t>
-      </w:r>
-    </w:p>
-    <w:p>
-      <w:pPr>
-        <w:pStyle w:val="BodyText"/>
-      </w:pPr>
-      <w:r>
-        <w:t xml:space="preserve">알렉세이: 아빠, 아빠 각인은 「V-7」. 이건 일련번호예요.</w:t>
-      </w:r>
-    </w:p>
-    <w:p>
-      <w:pPr>
-        <w:pStyle w:val="BodyText"/>
-      </w:pPr>
-      <w:r>
-        <w:t xml:space="preserve">니콜라이: 같은 거야. 번호 읽어. 내가 체크할게.</w:t>
-      </w:r>
-    </w:p>
-    <w:p>
-      <w:pPr>
-        <w:pStyle w:val="BodyText"/>
-      </w:pPr>
-      <w:r>
-        <w:t xml:space="preserve">알렉세이: 첫 상자: 001. 둘째: 002. 셋째…</w:t>
-      </w:r>
-    </w:p>
-    <w:p>
-      <w:pPr>
-        <w:pStyle w:val="BodyText"/>
-      </w:pPr>
-      <w:r>
-        <w:t xml:space="preserve">루스탐: 이러면 한 시간 걸려요.</w:t>
-      </w:r>
-    </w:p>
-    <w:p>
-      <w:pPr>
-        <w:pStyle w:val="BodyText"/>
-      </w:pPr>
-      <w:r>
-        <w:t xml:space="preserve">니콜라이: 두 시간 걸리겠지. 빨리 할 필요 없어. 맞게 해야지. 우리 아들, 예전엔 서둘렀어. 이제 배우는 중이야.</w:t>
-      </w:r>
-    </w:p>
-    <w:p>
-      <w:pPr>
-        <w:pStyle w:val="BodyText"/>
-      </w:pPr>
-      <w:r>
-        <w:t xml:space="preserve">알렉세이: 100. 200. 300. 349.</w:t>
-      </w:r>
-    </w:p>
-    <w:p>
-      <w:pPr>
-        <w:pStyle w:val="BodyText"/>
-      </w:pPr>
-      <w:r>
-        <w:t xml:space="preserve">니콜라이: 349. 그런데 350이어야 해. 하나 없어.</w:t>
-      </w:r>
-    </w:p>
-    <w:p>
-      <w:pPr>
-        <w:pStyle w:val="BodyText"/>
-      </w:pPr>
-      <w:r>
-        <w:t xml:space="preserve">루스탐: 그럴 리가요. 다시 세 보세요.</w:t>
-      </w:r>
-    </w:p>
-    <w:p>
-      <w:pPr>
-        <w:pStyle w:val="BodyText"/>
-      </w:pPr>
-      <w:r>
-        <w:t xml:space="preserve">니콜라이: 다시 셀 필요 없어. 목록에 체크 안 된 게 하나야. 212번.</w:t>
-      </w:r>
-    </w:p>
-    <w:p>
-      <w:pPr>
-        <w:pStyle w:val="BodyText"/>
-      </w:pPr>
-      <w:r>
-        <w:t xml:space="preserve">루스탐: 목록이 틀린 거 아닐까요?</w:t>
-      </w:r>
-    </w:p>
-    <w:p>
-      <w:pPr>
-        <w:pStyle w:val="BodyText"/>
-      </w:pPr>
-      <w:r>
-        <w:t xml:space="preserve">알렉세이: 아니에요. 이리나가 한국 포장 명세서와 대조했어요. 세관 조서와도요. 212번은 있었어요.</w:t>
-      </w:r>
-    </w:p>
-    <w:p>
-      <w:pPr>
-        <w:pStyle w:val="BodyText"/>
-      </w:pPr>
-      <w:r>
-        <w:t xml:space="preserve">니콜라이: 있었는데 없어졌다. 주사기 10개. 얼마짜리냐?</w:t>
-      </w:r>
-    </w:p>
-    <w:p>
-      <w:pPr>
-        <w:pStyle w:val="BodyText"/>
-      </w:pPr>
-      <w:r>
-        <w:t xml:space="preserve">알렉세이: 의사가로 9만 루블이요. 등록되면요.</w:t>
-      </w:r>
-    </w:p>
-    <w:p>
-      <w:pPr>
-        <w:pStyle w:val="BodyText"/>
-      </w:pPr>
-      <w:r>
-        <w:t xml:space="preserve">니콜라이: 9만. 내 연금 넉 달 치다. 상자 어디 있소, 루스탐?</w:t>
-      </w:r>
-    </w:p>
-    <w:p>
-      <w:pPr>
-        <w:pStyle w:val="BodyText"/>
-      </w:pPr>
-      <w:r>
-        <w:t xml:space="preserve">루스탐: 모르겠어요. 닫힌 창고예요. 카메라. 아무도 안 가지고 나갔어요.</w:t>
-      </w:r>
-    </w:p>
-    <w:p>
-      <w:pPr>
-        <w:pStyle w:val="BodyText"/>
-      </w:pPr>
-      <w:r>
-        <w:t xml:space="preserve">니콜라이: 그럼 여기 있어. 창고 안에. 다른 칸에 있을 뿐이지. 그걸 「뒤섞임」이라고 해.</w:t>
-      </w:r>
-    </w:p>
-    <w:p>
-      <w:pPr>
-        <w:pStyle w:val="BodyText"/>
-      </w:pPr>
-      <w:r>
-        <w:t xml:space="preserve">쿠즈네초프: 니콜라이 페트로비치 말이 맞아요. 대개 상자는 도둑맞는 게 아니라 엉뚱한 데 놓여요.</w:t>
-      </w:r>
-    </w:p>
-    <w:p>
-      <w:pPr>
-        <w:pStyle w:val="BodyText"/>
-      </w:pPr>
-      <w:r>
-        <w:t xml:space="preserve">니콜라이: 옆 칸 보여 줘요. 46번, 48번. 누구 거요?</w:t>
-      </w:r>
-    </w:p>
-    <w:p>
-      <w:pPr>
-        <w:pStyle w:val="BodyText"/>
-      </w:pPr>
-      <w:r>
-        <w:t xml:space="preserve">루스탐: 46번 — 프랑스 화장품. 48번 — 의료용 장갑.</w:t>
-      </w:r>
-    </w:p>
-    <w:p>
-      <w:pPr>
-        <w:pStyle w:val="BodyText"/>
-      </w:pPr>
-      <w:r>
-        <w:t xml:space="preserve">니콜라이: 화장품에서 찾자. 흰 상자는 흰 상자 옆으로. 하역 인부는 번호가 아니라 색을 보거든.</w:t>
-      </w:r>
-    </w:p>
-    <w:p>
-      <w:pPr>
-        <w:pStyle w:val="BodyText"/>
-      </w:pPr>
-      <w:r>
-        <w:t xml:space="preserve">알렉세이: 아빠, 여기요. 46번. 크림 밑에. 우리 상자. 212번.</w:t>
-      </w:r>
-    </w:p>
-    <w:p>
-      <w:pPr>
-        <w:pStyle w:val="BodyText"/>
-      </w:pPr>
-      <w:r>
-        <w:t xml:space="preserve">니콜라이: 뒤섞임. 내가 말했지. 루스탐, 당신네 인부가 놓은 거요.</w:t>
-      </w:r>
-    </w:p>
-    <w:p>
-      <w:pPr>
-        <w:pStyle w:val="BodyText"/>
-      </w:pPr>
-      <w:r>
-        <w:t xml:space="preserve">루스탐: 제 직원이에요. 죄송합니다. 새로 온 친구예요. 일한 지 첫 주예요.</w:t>
-      </w:r>
-    </w:p>
-    <w:p>
-      <w:pPr>
-        <w:pStyle w:val="BodyText"/>
-      </w:pPr>
-      <w:r>
-        <w:t xml:space="preserve">니콜라이: 신입은 혼내는 게 아니야. 가르치는 거지. 번호를 보여 줘요. 말해 줘요: 「색 말고 번호를 봐라.」 한 달 뒤면 창고에서 제일 잘하는 사람이 될 거요.</w:t>
-      </w:r>
-    </w:p>
-    <w:p>
-      <w:pPr>
-        <w:pStyle w:val="BodyText"/>
-      </w:pPr>
-      <w:r>
-        <w:t xml:space="preserve">루스탐: 그렇게 말할게요. 감사합니다, 니콜라이 페트로비치. 창고에서 20년인데, 이런 고객은 없었어요.</w:t>
-      </w:r>
-    </w:p>
-    <w:p>
-      <w:pPr>
-        <w:pStyle w:val="BodyText"/>
-      </w:pPr>
-      <w:r>
-        <w:t xml:space="preserve">니콜라이: 어떤 고객?</w:t>
-      </w:r>
-    </w:p>
-    <w:p>
-      <w:pPr>
-        <w:pStyle w:val="BodyText"/>
-      </w:pPr>
-      <w:r>
-        <w:t xml:space="preserve">루스탐: 새벽 6시에 보온병 들고 와서 번호를 세는 고객이요. 보통은 반년 뒤 전화하죠: 「내 물건 어디 있어요?」 20년 일하면서 이런 고객은 처음이에요.</w:t>
+        <w:t xml:space="preserve">루스탐: 저는 창고 관리자 루스탐이에요. 여기가 47번 칸, 「모스트 메디컬」이에요. 장부상 주사기 3,500개예요.</w:t>
+      </w:r>
+    </w:p>
+    <w:p>
+      <w:pPr>
+        <w:pStyle w:val="BodyText"/>
+      </w:pPr>
+      <w:r>
+        <w:t xml:space="preserve">알렉세이: 원래 5,000개였는데, 1,500개를 한국 측에 되팔아서 유럽으로 갔어요.</w:t>
+      </w:r>
+    </w:p>
+    <w:p>
+      <w:pPr>
+        <w:pStyle w:val="BodyText"/>
+      </w:pPr>
+      <w:r>
+        <w:t xml:space="preserve">루스탐: 맞아요, 서류상 3,500. 상자당 주사기 10개니까 모두 350상자예요.</w:t>
+      </w:r>
+    </w:p>
+    <w:p>
+      <w:pPr>
+        <w:pStyle w:val="BodyText"/>
+      </w:pPr>
+      <w:r>
+        <w:t xml:space="preserve">니콜라이: 그럼 소리 내서 셉시다. 상자마다 일련번호로 확인하고. 번호 목록은 어디 있지?</w:t>
+      </w:r>
+    </w:p>
+    <w:p>
+      <w:pPr>
+        <w:pStyle w:val="BodyText"/>
+      </w:pPr>
+      <w:r>
+        <w:t xml:space="preserve">알렉세이: 여기요, 이리나가 출력했어요. 로트 번호와 일련번호가 전부 있어요. 12쪽이에요.</w:t>
+      </w:r>
+    </w:p>
+    <w:p>
+      <w:pPr>
+        <w:pStyle w:val="BodyText"/>
+      </w:pPr>
+      <w:r>
+        <w:t xml:space="preserve">니콜라이: 좋은 여자구나. 12쪽이면 창고에 대한 존중이지. 시작하자.</w:t>
+      </w:r>
+    </w:p>
+    <w:p>
+      <w:pPr>
+        <w:pStyle w:val="BodyText"/>
+      </w:pPr>
+      <w:r>
+        <w:t xml:space="preserve">루스탐: 사실 보통 고객들은 번호가 아니라 상자를 세요.</w:t>
+      </w:r>
+    </w:p>
+    <w:p>
+      <w:pPr>
+        <w:pStyle w:val="BodyText"/>
+      </w:pPr>
+      <w:r>
+        <w:t xml:space="preserve">니콜라이: 그리고 나중엔 보통 자기 상자를 못 찾지. 번호는 각인이고, 각인은 거짓말을 안 하오.</w:t>
+      </w:r>
+    </w:p>
+    <w:p>
+      <w:pPr>
+        <w:pStyle w:val="BodyText"/>
+      </w:pPr>
+      <w:r>
+        <w:t xml:space="preserve">알렉세이: 아빠, 아빠 부품엔 「В-7」 각인이 있었지만, 여긴 일련번호예요.</w:t>
+      </w:r>
+    </w:p>
+    <w:p>
+      <w:pPr>
+        <w:pStyle w:val="BodyText"/>
+      </w:pPr>
+      <w:r>
+        <w:t xml:space="preserve">니콜라이: 똑같은 거다. 번호를 읽어라, 난 체크 표시를 하마.</w:t>
+      </w:r>
+    </w:p>
+    <w:p>
+      <w:pPr>
+        <w:pStyle w:val="BodyText"/>
+      </w:pPr>
+      <w:r>
+        <w:t xml:space="preserve">알렉세이: 첫째 상자 001, 둘째 상자 002, 셋째…</w:t>
+      </w:r>
+    </w:p>
+    <w:p>
+      <w:pPr>
+        <w:pStyle w:val="BodyText"/>
+      </w:pPr>
+      <w:r>
+        <w:t xml:space="preserve">루스탐: 그렇게 세면 꼬박 한 시간은 걸릴 거예요.</w:t>
+      </w:r>
+    </w:p>
+    <w:p>
+      <w:pPr>
+        <w:pStyle w:val="BodyText"/>
+      </w:pPr>
+      <w:r>
+        <w:t xml:space="preserve">니콜라이: 그럼 두 시간 하지. 우린 빨리가 아니라 제대로 해야 하오. 내 아들은 전엔 서둘렀는데, 지금은 배우는 중이오.</w:t>
+      </w:r>
+    </w:p>
+    <w:p>
+      <w:pPr>
+        <w:pStyle w:val="BodyText"/>
+      </w:pPr>
+      <w:r>
+        <w:t xml:space="preserve">알렉세이: 100, 200, 300… 349. 끝이에요, 상자가 더 없어요.</w:t>
+      </w:r>
+    </w:p>
+    <w:p>
+      <w:pPr>
+        <w:pStyle w:val="BodyText"/>
+      </w:pPr>
+      <w:r>
+        <w:t xml:space="preserve">니콜라이: 349. 350이어야 하는데. 그러니까 한 상자가 없다.</w:t>
+      </w:r>
+    </w:p>
+    <w:p>
+      <w:pPr>
+        <w:pStyle w:val="BodyText"/>
+      </w:pPr>
+      <w:r>
+        <w:t xml:space="preserve">루스탐: 그럴 리가요. 한 번만 더 세 보세요.</w:t>
+      </w:r>
+    </w:p>
+    <w:p>
+      <w:pPr>
+        <w:pStyle w:val="BodyText"/>
+      </w:pPr>
+      <w:r>
+        <w:t xml:space="preserve">니콜라이: 다시 셀 필요 없소. 목록에 체크 안 된 상자가 하나 있어요. 212번.</w:t>
+      </w:r>
+    </w:p>
+    <w:p>
+      <w:pPr>
+        <w:pStyle w:val="BodyText"/>
+      </w:pPr>
+      <w:r>
+        <w:t xml:space="preserve">루스탐: 그냥 목록이 틀린 거 아닐까요? 그런 일도 있잖아요.</w:t>
+      </w:r>
+    </w:p>
+    <w:p>
+      <w:pPr>
+        <w:pStyle w:val="BodyText"/>
+      </w:pPr>
+      <w:r>
+        <w:t xml:space="preserve">알렉세이: 아니요, 이리나가 한국 포장 명세서와 세관 서류랑 대조했어요. 212번 상자는 분명히 있었어요.</w:t>
+      </w:r>
+    </w:p>
+    <w:p>
+      <w:pPr>
+        <w:pStyle w:val="BodyText"/>
+      </w:pPr>
+      <w:r>
+        <w:t xml:space="preserve">니콜라이: 있었는데 사라졌구나. 그 안에 주사기 10개. 얼마냐?</w:t>
+      </w:r>
+    </w:p>
+    <w:p>
+      <w:pPr>
+        <w:pStyle w:val="BodyText"/>
+      </w:pPr>
+      <w:r>
+        <w:t xml:space="preserve">알렉세이: 등록이 나오면 의사한테 9만 루블이에요.</w:t>
+      </w:r>
+    </w:p>
+    <w:p>
+      <w:pPr>
+        <w:pStyle w:val="BodyText"/>
+      </w:pPr>
+      <w:r>
+        <w:t xml:space="preserve">니콜라이: 9만이면 내 연금 넉 달 치다. 상자는 어디 있소, 루스탐?</w:t>
+      </w:r>
+    </w:p>
+    <w:p>
+      <w:pPr>
+        <w:pStyle w:val="BodyText"/>
+      </w:pPr>
+      <w:r>
+        <w:t xml:space="preserve">루스탐: 모르겠어요. 닫힌 창고고, 카메라가 다 있고, 아무도 반출하지 않았어요.</w:t>
+      </w:r>
+    </w:p>
+    <w:p>
+      <w:pPr>
+        <w:pStyle w:val="BodyText"/>
+      </w:pPr>
+      <w:r>
+        <w:t xml:space="preserve">니콜라이: 그럼 여기, 창고 안에 있소. 다만 다른 칸에. 그런 걸 「뒤섞임」이라고 하지.</w:t>
+      </w:r>
+    </w:p>
+    <w:p>
+      <w:pPr>
+        <w:pStyle w:val="BodyText"/>
+      </w:pPr>
+      <w:r>
+        <w:t xml:space="preserve">쿠즈네초프: 니콜라이 페트로비치 말씀이 맞아요. 상자는 대개 도둑맞는 게 아니라 그냥 엉뚱한 데 놓여요.</w:t>
+      </w:r>
+    </w:p>
+    <w:p>
+      <w:pPr>
+        <w:pStyle w:val="BodyText"/>
+      </w:pPr>
+      <w:r>
+        <w:t xml:space="preserve">니콜라이: 옆 칸들을 보여 주시오. 46번과 48번. 거긴 뭐가 있소?</w:t>
+      </w:r>
+    </w:p>
+    <w:p>
+      <w:pPr>
+        <w:pStyle w:val="BodyText"/>
+      </w:pPr>
+      <w:r>
+        <w:t xml:space="preserve">루스탐: 46번엔 프랑스 화장품, 48번엔 의료용 장갑이 있어요.</w:t>
+      </w:r>
+    </w:p>
+    <w:p>
+      <w:pPr>
+        <w:pStyle w:val="BodyText"/>
+      </w:pPr>
+      <w:r>
+        <w:t xml:space="preserve">니콜라이: 화장품 쪽을 찾아봅시다. 흰 상자는 흰 상자 옆에 놓으니까. 짐꾼은 번호가 아니라 색을 보거든.</w:t>
+      </w:r>
+    </w:p>
+    <w:p>
+      <w:pPr>
+        <w:pStyle w:val="BodyText"/>
+      </w:pPr>
+      <w:r>
+        <w:t xml:space="preserve">알렉세이: 아빠, 여기 있어요! 46번 칸, 크림 밑에요. 우리 상자, 212번이에요.</w:t>
+      </w:r>
+    </w:p>
+    <w:p>
+      <w:pPr>
+        <w:pStyle w:val="BodyText"/>
+      </w:pPr>
+      <w:r>
+        <w:t xml:space="preserve">니콜라이: 뒤섞임이지, 내가 말한 대로. 루스탐, 당신네 짐꾼이 거기 놓은 거요.</w:t>
+      </w:r>
+    </w:p>
+    <w:p>
+      <w:pPr>
+        <w:pStyle w:val="BodyText"/>
+      </w:pPr>
+      <w:r>
+        <w:t xml:space="preserve">루스탐: 네, 우리 직원이에요, 죄송해요. 새로 온 친구인데 이제 겨우 첫 주예요.</w:t>
+      </w:r>
+    </w:p>
+    <w:p>
+      <w:pPr>
+        <w:pStyle w:val="BodyText"/>
+      </w:pPr>
+      <w:r>
+        <w:t xml:space="preserve">니콜라이: 신입은 혼내지 않고 가르치는 거요. 번호를 보여 주고 「색이 아니라 번호를 봐라」라고 하시오. 한 달 뒤엔 이 창고 전체에서 제일 잘하는 직원이 될 거요. 두고 보시오.</w:t>
+      </w:r>
+    </w:p>
+    <w:p>
+      <w:pPr>
+        <w:pStyle w:val="BodyText"/>
+      </w:pPr>
+      <w:r>
+        <w:t xml:space="preserve">루스탐: 꼭 그렇게 말할게요. 고맙습니다, 니콜라이 페트로비치. 창고에서 20년 일했는데 이런 고객은 처음이에요.</w:t>
+      </w:r>
+    </w:p>
+    <w:p>
+      <w:pPr>
+        <w:pStyle w:val="BodyText"/>
+      </w:pPr>
+      <w:r>
+        <w:t xml:space="preserve">니콜라이: 어떤 고객 말이오? 내가 뭐가 특별하오?</w:t>
+      </w:r>
+    </w:p>
+    <w:p>
+      <w:pPr>
+        <w:pStyle w:val="BodyText"/>
+      </w:pPr>
+      <w:r>
+        <w:t xml:space="preserve">루스탐: 아침 6시에 보온병 들고 와서 번호를 세는 고객이요. 보통 고객들은 반년 뒤에 전화해서 「제 물건 어디 있어요?」라고 묻거든요. 20년 일하면서 이런 고객은 당신이 처음이에요.</w:t>
       </w:r>
     </w:p>
     <w:bookmarkEnd w:id="34"/>
@@ -3307,239 +3307,239 @@
         <w:pStyle w:val="FirstParagraph"/>
       </w:pPr>
       <w:r>
-        <w:t xml:space="preserve">이리나: 니콜라이 페트로비치, 안녕하세요. 드디어 뵙네요. 알렉세이한테 들었어요. 차? 커피?</w:t>
-      </w:r>
-    </w:p>
-    <w:p>
-      <w:pPr>
-        <w:pStyle w:val="BodyText"/>
-      </w:pPr>
-      <w:r>
-        <w:t xml:space="preserve">니콜라이: 차. 설탕 없이. 이리나 씨요? 제대로 된 여자. 전화로 말했었지.</w:t>
-      </w:r>
-    </w:p>
-    <w:p>
-      <w:pPr>
-        <w:pStyle w:val="BodyText"/>
-      </w:pPr>
-      <w:r>
-        <w:t xml:space="preserve">이리나: 하셨죠. 알렉세이가 전해 줬어요. 기분 좋았어요.</w:t>
-      </w:r>
-    </w:p>
-    <w:p>
-      <w:pPr>
-        <w:pStyle w:val="BodyText"/>
-      </w:pPr>
-      <w:r>
-        <w:t xml:space="preserve">올가: 저는 올가 페트로브나. 등록 담당이에요. 발코니에서 담배 피워요. 같이 가셔도 돼요.</w:t>
-      </w:r>
-    </w:p>
-    <w:p>
-      <w:pPr>
-        <w:pStyle w:val="BodyText"/>
-      </w:pPr>
-      <w:r>
-        <w:t xml:space="preserve">니콜라이: 20년 전에 끊었소. 그래도 발코니엔 서 있겠소. 철길이나 보지.</w:t>
-      </w:r>
-    </w:p>
-    <w:p>
-      <w:pPr>
-        <w:pStyle w:val="BodyText"/>
-      </w:pPr>
-      <w:r>
-        <w:t xml:space="preserve">이리나: 니콜라이 페트로비치, 상자를 찾아 주셨어요. 주사기 10개. 9만 루블. 감사해요.</w:t>
-      </w:r>
-    </w:p>
-    <w:p>
-      <w:pPr>
-        <w:pStyle w:val="BodyText"/>
-      </w:pPr>
-      <w:r>
-        <w:t xml:space="preserve">니콜라이: 나 말고 목록에 감사해요. 12쪽. 누가 만들었소?</w:t>
-      </w:r>
-    </w:p>
-    <w:p>
-      <w:pPr>
-        <w:pStyle w:val="BodyText"/>
-      </w:pPr>
-      <w:r>
-        <w:t xml:space="preserve">이리나: 저요. 금요일 밤에.</w:t>
-      </w:r>
-    </w:p>
-    <w:p>
-      <w:pPr>
-        <w:pStyle w:val="BodyText"/>
-      </w:pPr>
-      <w:r>
-        <w:t xml:space="preserve">니콜라이: 그럼 당신에게 감사해야지. 난 체크만 했어.</w:t>
-      </w:r>
-    </w:p>
-    <w:p>
-      <w:pPr>
-        <w:pStyle w:val="BodyText"/>
-      </w:pPr>
-      <w:r>
-        <w:t xml:space="preserve">알렉세이: 이리나, 다 모였으니 창고 얘기 해요. 숫자로.</w:t>
-      </w:r>
-    </w:p>
-    <w:p>
-      <w:pPr>
-        <w:pStyle w:val="BodyText"/>
-      </w:pPr>
-      <w:r>
-        <w:t xml:space="preserve">이리나: 숫자. 보관료 — 월 12만. 되팔아서 상자는 줄었는데 값은 같아요. 칸은 하나니까. 우리 상자 주변의 공기에 돈을 내는 거예요, 니콜라이 페트로비치.</w:t>
-      </w:r>
-    </w:p>
-    <w:p>
-      <w:pPr>
-        <w:pStyle w:val="BodyText"/>
-      </w:pPr>
-      <w:r>
-        <w:t xml:space="preserve">올가: 칸은 하나인데 통째로 내죠. 고양이 한 마리 사는 아파트 월세처럼.</w:t>
-      </w:r>
-    </w:p>
-    <w:p>
-      <w:pPr>
-        <w:pStyle w:val="BodyText"/>
-      </w:pPr>
-      <w:r>
-        <w:t xml:space="preserve">이리나: 보험 — 1만 8천. 온도 일지 — 창고 업무, 1만. 합계 월 약 15만. 알렉세이 석 달 치 급여와 거의 맞먹어요.</w:t>
-      </w:r>
-    </w:p>
-    <w:p>
-      <w:pPr>
-        <w:pStyle w:val="BodyText"/>
-      </w:pPr>
-      <w:r>
-        <w:t xml:space="preserve">니콜라이: 상자가 누워 있기만 하는데 15만. 팔 수도 없고.</w:t>
-      </w:r>
-    </w:p>
-    <w:p>
-      <w:pPr>
-        <w:pStyle w:val="BodyText"/>
-      </w:pPr>
-      <w:r>
-        <w:t xml:space="preserve">이리나: 못 팔죠. 등록은 1년 뒤. 그러니까 누워 있는 값만 180만 더.</w:t>
-      </w:r>
-    </w:p>
-    <w:p>
-      <w:pPr>
-        <w:pStyle w:val="BodyText"/>
-      </w:pPr>
-      <w:r>
-        <w:t xml:space="preserve">알렉세이: 줄일 수 있어요. 쿠즈네초프가 작은 칸 얘기를 했어요.</w:t>
-      </w:r>
-    </w:p>
-    <w:p>
-      <w:pPr>
-        <w:pStyle w:val="BodyText"/>
-      </w:pPr>
-      <w:r>
-        <w:t xml:space="preserve">이리나: 이미 물어봤어요. 작은 칸은 8만 5천. 그런데 별도 냉장 관리가 없어요. 온도가 공용이에요.</w:t>
-      </w:r>
-    </w:p>
-    <w:p>
-      <w:pPr>
-        <w:pStyle w:val="BodyText"/>
-      </w:pPr>
-      <w:r>
-        <w:t xml:space="preserve">올가: 공용 온도는 위험이에요. 겨울에 난방이 꺼지면 심사관이 일지를 물을 거예요.</w:t>
-      </w:r>
-    </w:p>
-    <w:p>
-      <w:pPr>
-        <w:pStyle w:val="BodyText"/>
-      </w:pPr>
-      <w:r>
-        <w:t xml:space="preserve">이리나: 그래서 안 옮겨요. 15만 내요. 하지만 그게 핵심 문제는 아니에요.</w:t>
-      </w:r>
-    </w:p>
-    <w:p>
-      <w:pPr>
-        <w:pStyle w:val="BodyText"/>
-      </w:pPr>
-      <w:r>
-        <w:t xml:space="preserve">알렉세이: 핵심은 뭔데요?</w:t>
-      </w:r>
-    </w:p>
-    <w:p>
-      <w:pPr>
-        <w:pStyle w:val="BodyText"/>
-      </w:pPr>
-      <w:r>
-        <w:t xml:space="preserve">이리나: 핵심은 — 금고예요. 10월 — 급여, 가리포바 번역료, 시험소 2차 40퍼센트. 11월 — 도시에 제출, 수수료. 12월 — 시험소 마지막 30퍼센트. 달마다 표에 새 구멍이 하나씩.</w:t>
-      </w:r>
-    </w:p>
-    <w:p>
-      <w:pPr>
-        <w:pStyle w:val="BodyText"/>
-      </w:pPr>
-      <w:r>
-        <w:t xml:space="preserve">올가: 그리고 당신과 나는 12월까지 급여 없음. 기억해요.</w:t>
-      </w:r>
-    </w:p>
-    <w:p>
-      <w:pPr>
-        <w:pStyle w:val="BodyText"/>
-      </w:pPr>
-      <w:r>
-        <w:t xml:space="preserve">이리나: 기억해요. 자. 지금 계좌에 120만. 아무것도 안 바뀌면 12월엔 0. 금고가 비어요. 세 번 확인했어요, 오류는 전혀 없어요.</w:t>
-      </w:r>
-    </w:p>
-    <w:p>
-      <w:pPr>
-        <w:pStyle w:val="BodyText"/>
-      </w:pPr>
-      <w:r>
-        <w:t xml:space="preserve">니콜라이: 0. 12월에. 판매는 1년 뒤.</w:t>
-      </w:r>
-    </w:p>
-    <w:p>
-      <w:pPr>
-        <w:pStyle w:val="BodyText"/>
-      </w:pPr>
-      <w:r>
-        <w:t xml:space="preserve">이리나: 1년 뒤. 12월부터 등록까지 — 돈 없는 10개월. 그게 현금 공백이에요, 니콜라이 페트로비치. 아드님은 그 단어를 알아요. 아주 긴 시간이에요, 믿으세요.</w:t>
-      </w:r>
-    </w:p>
-    <w:p>
-      <w:pPr>
-        <w:pStyle w:val="BodyText"/>
-      </w:pPr>
-      <w:r>
-        <w:t xml:space="preserve">니콜라이: 나도 알아. 98년에 우리 공장에도 현금 공백이 있었지. 1년 동안 통조림으로 월급을 줬어. 그때 처음으로 금고가 뭔지 제대로 알았지.</w:t>
-      </w:r>
-    </w:p>
-    <w:p>
-      <w:pPr>
-        <w:pStyle w:val="BodyText"/>
-      </w:pPr>
-      <w:r>
-        <w:t xml:space="preserve">알렉세이: 통조림이요?</w:t>
-      </w:r>
-    </w:p>
-    <w:p>
-      <w:pPr>
-        <w:pStyle w:val="BodyText"/>
-      </w:pPr>
-      <w:r>
-        <w:t xml:space="preserve">니콜라이: 깡통으로. 월급 대신. 마흔 개. 엄마는 아직도 그걸 못 봐.</w:t>
-      </w:r>
-    </w:p>
-    <w:p>
-      <w:pPr>
-        <w:pStyle w:val="BodyText"/>
-      </w:pPr>
-      <w:r>
-        <w:t xml:space="preserve">올가: 우리는 통조림으로 안 줘요. 우리 1항은 — 계좌 이체니까.</w:t>
-      </w:r>
-    </w:p>
-    <w:p>
-      <w:pPr>
-        <w:pStyle w:val="BodyText"/>
-      </w:pPr>
-      <w:r>
-        <w:t xml:space="preserve">니콜라이: 1항은 계좌 이체, 8항은 할머니. 당신들 계약서 읽었소. 아들이 보여 줬지. 좋은 계약서야. 정직한.</w:t>
+        <w:t xml:space="preserve">이리나: 니콜라이 페트로비치, 안녕하세요. 드디어 뵙네요. 알렉세이가 얘기 많이 했어요. 차 드릴까요, 커피 드릴까요?</w:t>
+      </w:r>
+    </w:p>
+    <w:p>
+      <w:pPr>
+        <w:pStyle w:val="BodyText"/>
+      </w:pPr>
+      <w:r>
+        <w:t xml:space="preserve">니콜라이: 설탕 없는 차로 주시오. 당신이 이리나요? 바른 여자라고, 전화로도 그렇게 말했지.</w:t>
+      </w:r>
+    </w:p>
+    <w:p>
+      <w:pPr>
+        <w:pStyle w:val="BodyText"/>
+      </w:pPr>
+      <w:r>
+        <w:t xml:space="preserve">이리나: 네, 그러셨죠. 알렉세이가 전해 줬어요. 그 말 듣고 정말 기분 좋았어요.</w:t>
+      </w:r>
+    </w:p>
+    <w:p>
+      <w:pPr>
+        <w:pStyle w:val="BodyText"/>
+      </w:pPr>
+      <w:r>
+        <w:t xml:space="preserve">올가: 저는 올가 페트로브나, 등록 담당이에요. 발코니에서 담배 피우는데, 같이 가셔도 돼요.</w:t>
+      </w:r>
+    </w:p>
+    <w:p>
+      <w:pPr>
+        <w:pStyle w:val="BodyText"/>
+      </w:pPr>
+      <w:r>
+        <w:t xml:space="preserve">니콜라이: 20년 전에 끊었소. 그래도 발코니엔 서서 철길이나 보겠소.</w:t>
+      </w:r>
+    </w:p>
+    <w:p>
+      <w:pPr>
+        <w:pStyle w:val="BodyText"/>
+      </w:pPr>
+      <w:r>
+        <w:t xml:space="preserve">이리나: 니콜라이 페트로비치, 9만 루블어치 주사기 10개가 든 상자를 찾아 주셨어요. 정말 감사해요.</w:t>
+      </w:r>
+    </w:p>
+    <w:p>
+      <w:pPr>
+        <w:pStyle w:val="BodyText"/>
+      </w:pPr>
+      <w:r>
+        <w:t xml:space="preserve">니콜라이: 나 말고 12쪽짜리 목록에 감사해요. 누가 만들었소?</w:t>
+      </w:r>
+    </w:p>
+    <w:p>
+      <w:pPr>
+        <w:pStyle w:val="BodyText"/>
+      </w:pPr>
+      <w:r>
+        <w:t xml:space="preserve">이리나: 제가요. 금요일 밤, 다들 퇴근한 뒤에요.</w:t>
+      </w:r>
+    </w:p>
+    <w:p>
+      <w:pPr>
+        <w:pStyle w:val="BodyText"/>
+      </w:pPr>
+      <w:r>
+        <w:t xml:space="preserve">니콜라이: 그럼 당신한테 감사해야지. 난 체크 표시만 했으니까.</w:t>
+      </w:r>
+    </w:p>
+    <w:p>
+      <w:pPr>
+        <w:pStyle w:val="BodyText"/>
+      </w:pPr>
+      <w:r>
+        <w:t xml:space="preserve">알렉세이: 이리나, 다들 모인 김에 창고와 숫자 얘기를 해요.</w:t>
+      </w:r>
+    </w:p>
+    <w:p>
+      <w:pPr>
+        <w:pStyle w:val="BodyText"/>
+      </w:pPr>
+      <w:r>
+        <w:t xml:space="preserve">이리나: 좋아요, 숫자예요. 보관료가 한 달에 12만이에요. 되판 뒤로 상자는 줄었는데, 칸이 하나라 가격은 그대로예요. 우린 상자 주변 공기에 돈을 내는 거예요, 니콜라이 페트로비치.</w:t>
+      </w:r>
+    </w:p>
+    <w:p>
+      <w:pPr>
+        <w:pStyle w:val="BodyText"/>
+      </w:pPr>
+      <w:r>
+        <w:t xml:space="preserve">올가: 칸은 하나인데 통째로 돈을 내죠. 고양이 한 마리 사는 아파트 월세처럼.</w:t>
+      </w:r>
+    </w:p>
+    <w:p>
+      <w:pPr>
+        <w:pStyle w:val="BodyText"/>
+      </w:pPr>
+      <w:r>
+        <w:t xml:space="preserve">이리나: 거기에 보험료 1만 8천, 온도 일지, 그러니까 창고 작업비가 1만 더해져요. 합치면 한 달에 거의 15만이에요. 알렉세이 석 달 치 월급보다 많을 정도고, 그걸 매달 내요.</w:t>
+      </w:r>
+    </w:p>
+    <w:p>
+      <w:pPr>
+        <w:pStyle w:val="BodyText"/>
+      </w:pPr>
+      <w:r>
+        <w:t xml:space="preserve">니콜라이: 상자가 누워 있기만 하는데 15만이라. 그런데 팔 수도 없고.</w:t>
+      </w:r>
+    </w:p>
+    <w:p>
+      <w:pPr>
+        <w:pStyle w:val="BodyText"/>
+      </w:pPr>
+      <w:r>
+        <w:t xml:space="preserve">이리나: 못 팔아요, 등록은 1년 뒤에야 나오니까요. 그러니까 누워 있는 값으로만 180만이 더 들어요.</w:t>
+      </w:r>
+    </w:p>
+    <w:p>
+      <w:pPr>
+        <w:pStyle w:val="BodyText"/>
+      </w:pPr>
+      <w:r>
+        <w:t xml:space="preserve">알렉세이: 하지만 줄일 수 있잖아요. 쿠즈네초프가 작은 칸 얘기를 했어요.</w:t>
+      </w:r>
+    </w:p>
+    <w:p>
+      <w:pPr>
+        <w:pStyle w:val="BodyText"/>
+      </w:pPr>
+      <w:r>
+        <w:t xml:space="preserve">이리나: 벌써 물어봤어요. 작은 칸은 8만 5천인데, 별도 냉장 기록이 없고 온도도 공용이에요.</w:t>
+      </w:r>
+    </w:p>
+    <w:p>
+      <w:pPr>
+        <w:pStyle w:val="BodyText"/>
+      </w:pPr>
+      <w:r>
+        <w:t xml:space="preserve">올가: 공용 온도는 위험해요. 겨울에 난방이 끊기면 심사관이 반드시 일지를 물어볼 거예요.</w:t>
+      </w:r>
+    </w:p>
+    <w:p>
+      <w:pPr>
+        <w:pStyle w:val="BodyText"/>
+      </w:pPr>
+      <w:r>
+        <w:t xml:space="preserve">이리나: 그래서 안 옮기고 15만을 내요. 그런데 안타깝게도 그게 가장 큰 문제는 아니에요.</w:t>
+      </w:r>
+    </w:p>
+    <w:p>
+      <w:pPr>
+        <w:pStyle w:val="BodyText"/>
+      </w:pPr>
+      <w:r>
+        <w:t xml:space="preserve">알렉세이: 창고가 아니면 가장 큰 문제는 뭐예요?</w:t>
+      </w:r>
+    </w:p>
+    <w:p>
+      <w:pPr>
+        <w:pStyle w:val="BodyText"/>
+      </w:pPr>
+      <w:r>
+        <w:t xml:space="preserve">이리나: 가장 큰 문제는 금고예요. 10월엔 월급, 가리포바 번역비, 시험소 두 번째 40%. 11월엔 도시에 제출과 수수료, 12월엔 시험소 마지막 30%. 매달 표에 새 구멍이 하나씩 생겨요.</w:t>
+      </w:r>
+    </w:p>
+    <w:p>
+      <w:pPr>
+        <w:pStyle w:val="BodyText"/>
+      </w:pPr>
+      <w:r>
+        <w:t xml:space="preserve">올가: 그리고 우리 둘은 12월까지 급여가 없죠. 그건 잘 기억해요.</w:t>
+      </w:r>
+    </w:p>
+    <w:p>
+      <w:pPr>
+        <w:pStyle w:val="BodyText"/>
+      </w:pPr>
+      <w:r>
+        <w:t xml:space="preserve">이리나: 저도 기억해요. 자, 지금 계좌에 120만이 있어요. 아무것도 안 바뀌면 12월엔 0, 금고가 비어요. 세 번 확인했는데, 안타깝게도 여기엔 아무 오류도 없어요.</w:t>
+      </w:r>
+    </w:p>
+    <w:p>
+      <w:pPr>
+        <w:pStyle w:val="BodyText"/>
+      </w:pPr>
+      <w:r>
+        <w:t xml:space="preserve">니콜라이: 12월에 0, 그런데 판매는 1년 뒤에나. 그렇게 되는 거요?</w:t>
+      </w:r>
+    </w:p>
+    <w:p>
+      <w:pPr>
+        <w:pStyle w:val="BodyText"/>
+      </w:pPr>
+      <w:r>
+        <w:t xml:space="preserve">이리나: 네, 1년 뒤요. 12월부터 등록까지 열 달 동안 돈이 없어요. 그걸 현금 공백이라고 해요, 니콜라이 페트로비치. 아드님은 이 말을 잘 알아요. 큰 회사한테도 아주 긴 기간이에요, 믿으세요.</w:t>
+      </w:r>
+    </w:p>
+    <w:p>
+      <w:pPr>
+        <w:pStyle w:val="BodyText"/>
+      </w:pPr>
+      <w:r>
+        <w:t xml:space="preserve">니콜라이: 나도 그 말 알아요. 98년에 우리 공장에도 현금 공백이 있었고, 1년 동안 통조림 고기로 월급을 받았소. 그때 처음으로 금고가 뭔지, 왜 그걸 세야 하는지 제대로 알았지.</w:t>
+      </w:r>
+    </w:p>
+    <w:p>
+      <w:pPr>
+        <w:pStyle w:val="BodyText"/>
+      </w:pPr>
+      <w:r>
+        <w:t xml:space="preserve">알렉세이: 통조림이요? 아빠, 그 얘긴 한 번도 안 하셨잖아요.</w:t>
+      </w:r>
+    </w:p>
+    <w:p>
+      <w:pPr>
+        <w:pStyle w:val="BodyText"/>
+      </w:pPr>
+      <w:r>
+        <w:t xml:space="preserve">니콜라이: 그래, 월급 대신 통조림, 마흔 캔. 엄마는 아직도 그걸 못 쳐다본다.</w:t>
+      </w:r>
+    </w:p>
+    <w:p>
+      <w:pPr>
+        <w:pStyle w:val="BodyText"/>
+      </w:pPr>
+      <w:r>
+        <w:t xml:space="preserve">올가: 우린 통조림으로 안 줘요. 1조가 계좌 이체니까요.</w:t>
+      </w:r>
+    </w:p>
+    <w:p>
+      <w:pPr>
+        <w:pStyle w:val="BodyText"/>
+      </w:pPr>
+      <w:r>
+        <w:t xml:space="preserve">니콜라이: 1조는 계좌 이체, 8조는 할머니. 당신들 협약 읽었소, 아들이 보여 줬지. 좋은 협약이오, 정직하고.</w:t>
       </w:r>
     </w:p>
     <w:bookmarkEnd w:id="35"/>
@@ -3557,31 +3557,31 @@
         <w:pStyle w:val="FirstParagraph"/>
       </w:pPr>
       <w:r>
-        <w:t xml:space="preserve">알렉세이: 아빠, 이거예요. 할머니 판지. 우리 문 위에. 일요일마다 글씨를 덧그려요.</w:t>
-      </w:r>
-    </w:p>
-    <w:p>
-      <w:pPr>
-        <w:pStyle w:val="BodyText"/>
-      </w:pPr>
-      <w:r>
-        <w:t xml:space="preserve">니콜라이: 그 밑엔 뭐냐? 「등록 없이는 한 걸음도 안 된다」. 네 글씨냐?</w:t>
-      </w:r>
-    </w:p>
-    <w:p>
-      <w:pPr>
-        <w:pStyle w:val="BodyText"/>
-      </w:pPr>
-      <w:r>
-        <w:t xml:space="preserve">알렉세이: 제 글씨예요. 그런데 말은 올가 페트로브나 거예요. 컨테이너 일 뒤에.</w:t>
-      </w:r>
-    </w:p>
-    <w:p>
-      <w:pPr>
-        <w:pStyle w:val="BodyText"/>
-      </w:pPr>
-      <w:r>
-        <w:t xml:space="preserve">니콜라이: 네 불량 뒤에. 적어 둔 건 잘했다. 불량은 적는 거야.</w:t>
+        <w:t xml:space="preserve">알렉세이: 아빠, 이게 할머니 판지예요, 우리 문 위에요. 매주 일요일마다 글자를 덧칠해요.</w:t>
+      </w:r>
+    </w:p>
+    <w:p>
+      <w:pPr>
+        <w:pStyle w:val="BodyText"/>
+      </w:pPr>
+      <w:r>
+        <w:t xml:space="preserve">니콜라이: 그 밑엔 뭐라고 쓰여 있냐? 「등록 없이는 한 걸음도 안 된다.」 네 글씨냐?</w:t>
+      </w:r>
+    </w:p>
+    <w:p>
+      <w:pPr>
+        <w:pStyle w:val="BodyText"/>
+      </w:pPr>
+      <w:r>
+        <w:t xml:space="preserve">알렉세이: 글씨는 제 거지만 말은 올가 페트로브나 거예요. 컨테이너 일 뒤에 하신 말씀이에요.</w:t>
+      </w:r>
+    </w:p>
+    <w:p>
+      <w:pPr>
+        <w:pStyle w:val="BodyText"/>
+      </w:pPr>
+      <w:r>
+        <w:t xml:space="preserve">니콜라이: 그러니까 네 불량품 뒤에. 적어 둔 건 잘했다. 불량은 언제나 기록하는 거니까.</w:t>
       </w:r>
     </w:p>
     <w:p>
@@ -3597,159 +3597,159 @@
         <w:pStyle w:val="BodyText"/>
       </w:pPr>
       <w:r>
-        <w:t xml:space="preserve">니콜라이: 어떻게 변했소?</w:t>
-      </w:r>
-    </w:p>
-    <w:p>
-      <w:pPr>
-        <w:pStyle w:val="BodyText"/>
-      </w:pPr>
-      <w:r>
-        <w:t xml:space="preserve">올가: 예전엔 「빨리」라고 했어요. 이젠 「계산해 보죠」라고 해요. 등록 담당에겐 엔지니어가 망치에서 마이크로미터로 넘어간 것과 같아요. 자랑스러워요, 본인한텐 절대 말 안 하겠지만.</w:t>
-      </w:r>
-    </w:p>
-    <w:p>
-      <w:pPr>
-        <w:pStyle w:val="BodyText"/>
-      </w:pPr>
-      <w:r>
-        <w:t xml:space="preserve">니콜라이: 망치에서 마이크로미터로. 잘 말했소. 내가 가져가겠소.</w:t>
-      </w:r>
-    </w:p>
-    <w:p>
-      <w:pPr>
-        <w:pStyle w:val="BodyText"/>
-      </w:pPr>
-      <w:r>
-        <w:t xml:space="preserve">이리나: 니콜라이 페트로비치, 제안이 있어요. 사업 제안이요. 괜찮으세요?</w:t>
-      </w:r>
-    </w:p>
-    <w:p>
-      <w:pPr>
-        <w:pStyle w:val="BodyText"/>
-      </w:pPr>
-      <w:r>
-        <w:t xml:space="preserve">니콜라이: 사업? 나한테? 난 연금 생활자요.</w:t>
-      </w:r>
-    </w:p>
-    <w:p>
-      <w:pPr>
-        <w:pStyle w:val="BodyText"/>
-      </w:pPr>
-      <w:r>
-        <w:t xml:space="preserve">이리나: 매달 — 창고 재고 조사. 번호로. 등록 때까지. 오늘 창고가 반년 동안 못 찾았을 걸 찾으셨어요. 그런 검수원은 이 창고의 어떤 카메라보다 값져요.</w:t>
-      </w:r>
-    </w:p>
-    <w:p>
-      <w:pPr>
-        <w:pStyle w:val="BodyText"/>
-      </w:pPr>
-      <w:r>
-        <w:t xml:space="preserve">니콜라이: 공짜로. 공짜라고 했잖소. 아들인데.</w:t>
-      </w:r>
-    </w:p>
-    <w:p>
-      <w:pPr>
-        <w:pStyle w:val="BodyText"/>
-      </w:pPr>
-      <w:r>
-        <w:t xml:space="preserve">이리나: 아니요. 공짜는 안 돼요. 계약서로요. 최소 보수. 「라스토치카」 표와 점심. 전부 공식적으로.</w:t>
-      </w:r>
-    </w:p>
-    <w:p>
-      <w:pPr>
-        <w:pStyle w:val="BodyText"/>
-      </w:pPr>
-      <w:r>
-        <w:t xml:space="preserve">니콜라이: 계약서로? 나한테, 대표 아버지한테?</w:t>
-      </w:r>
-    </w:p>
-    <w:p>
-      <w:pPr>
-        <w:pStyle w:val="BodyText"/>
-      </w:pPr>
-      <w:r>
-        <w:t xml:space="preserve">이리나: 바로 대표 아버지시니까요. 공짜면 가족의 도움이에요. 계약이면 검수원의 일이에요. 사람들은 검수원을 더 믿어요. 형식이 아니라 우리의 신뢰예요.</w:t>
-      </w:r>
-    </w:p>
-    <w:p>
-      <w:pPr>
-        <w:pStyle w:val="BodyText"/>
-      </w:pPr>
-      <w:r>
-        <w:t xml:space="preserve">올가: 벨로바 말이 맞아요. 「대표 아버지」는 듣기 안 좋고, 「계약 검수원」은 좋죠.</w:t>
-      </w:r>
-    </w:p>
-    <w:p>
-      <w:pPr>
-        <w:pStyle w:val="BodyText"/>
-      </w:pPr>
-      <w:r>
-        <w:t xml:space="preserve">니콜라이: 당신들 다 이렇소? 전부 종이로?</w:t>
-      </w:r>
-    </w:p>
-    <w:p>
-      <w:pPr>
-        <w:pStyle w:val="BodyText"/>
-      </w:pPr>
-      <w:r>
-        <w:t xml:space="preserve">알렉세이: 다요, 아빠. 할머니까지 계약서에 있어요.</w:t>
-      </w:r>
-    </w:p>
-    <w:p>
-      <w:pPr>
-        <w:pStyle w:val="BodyText"/>
-      </w:pPr>
-      <w:r>
-        <w:t xml:space="preserve">니콜라이: 좋아. 서명하지. 그런데 통조림으로는 주지 마시오.</w:t>
-      </w:r>
-    </w:p>
-    <w:p>
-      <w:pPr>
-        <w:pStyle w:val="BodyText"/>
-      </w:pPr>
-      <w:r>
-        <w:t xml:space="preserve">이리나: 계좌 이체만요. 1항.</w:t>
-      </w:r>
-    </w:p>
-    <w:p>
-      <w:pPr>
-        <w:pStyle w:val="BodyText"/>
-      </w:pPr>
-      <w:r>
-        <w:t xml:space="preserve">니콜라이: 알아. 1항 — 계좌 이체. 나도 이제 당신들 종이의 일부가 됐군.</w:t>
-      </w:r>
-    </w:p>
-    <w:p>
-      <w:pPr>
-        <w:pStyle w:val="BodyText"/>
-      </w:pPr>
-      <w:r>
-        <w:t xml:space="preserve">올가: 환영해요. 여기선 모두 종이의 일부예요. 종이는 다 참지만, 심사관은 안 참아요.</w:t>
-      </w:r>
-    </w:p>
-    <w:p>
-      <w:pPr>
-        <w:pStyle w:val="BodyText"/>
-      </w:pPr>
-      <w:r>
-        <w:t xml:space="preserve">니콜라이: 창고는? 창고는 참소?</w:t>
-      </w:r>
-    </w:p>
-    <w:p>
-      <w:pPr>
-        <w:pStyle w:val="BodyText"/>
-      </w:pPr>
-      <w:r>
-        <w:t xml:space="preserve">올가: 창고는 아무것도 안 참아요. 창고는 매달 청구서를 보내요.</w:t>
-      </w:r>
-    </w:p>
-    <w:p>
-      <w:pPr>
-        <w:pStyle w:val="BodyText"/>
-      </w:pPr>
-      <w:r>
-        <w:t xml:space="preserve">니콜라이: 그럼 하나만 말하지. 창고는 판매가 아니야. 하지만 창고는 네가 주인인지 아닌지 처음으로 보이는 곳이야. 오늘 보였어. 내 아들은 — 주인이야. 아직 작지만.</w:t>
+        <w:t xml:space="preserve">니콜라이: 정확히 어떻게 변했소? 옆에서 보면 늘 잘 안 보여서.</w:t>
+      </w:r>
+    </w:p>
+    <w:p>
+      <w:pPr>
+        <w:pStyle w:val="BodyText"/>
+      </w:pPr>
+      <w:r>
+        <w:t xml:space="preserve">올가: 전엔 「빨리」라고 했는데, 이젠 「계산해 보죠」라고 해요. 등록 담당에겐 엔지니어가 망치에서 마이크로미터로 넘어간 것과 같아요. 자랑스러워요. 우쭐하지 않게 본인한텐 절대 말 안 하겠지만요.</w:t>
+      </w:r>
+    </w:p>
+    <w:p>
+      <w:pPr>
+        <w:pStyle w:val="BodyText"/>
+      </w:pPr>
+      <w:r>
+        <w:t xml:space="preserve">니콜라이: 망치에서 마이크로미터로… 말 잘하시네. 그 말은 내가 가져가겠소.</w:t>
+      </w:r>
+    </w:p>
+    <w:p>
+      <w:pPr>
+        <w:pStyle w:val="BodyText"/>
+      </w:pPr>
+      <w:r>
+        <w:t xml:space="preserve">이리나: 니콜라이 페트로비치, 제안이 하나 있어요. 그것도 사업 제안이요. 괜찮을까요?</w:t>
+      </w:r>
+    </w:p>
+    <w:p>
+      <w:pPr>
+        <w:pStyle w:val="BodyText"/>
+      </w:pPr>
+      <w:r>
+        <w:t xml:space="preserve">니콜라이: 사업 제안? 나한테? 난 그냥 연금 생활자인데.</w:t>
+      </w:r>
+    </w:p>
+    <w:p>
+      <w:pPr>
+        <w:pStyle w:val="BodyText"/>
+      </w:pPr>
+      <w:r>
+        <w:t xml:space="preserve">이리나: 등록 때까지 매달 창고에서 번호로 재고 조사를 하시는 거예요. 오늘 창고가 반년 동안 못 찾았을 걸 찾으셨잖아요. 그런 검수원은 이 창고의 어떤 카메라보다 값지고, 우리한테 꼭 필요해요.</w:t>
+      </w:r>
+    </w:p>
+    <w:p>
+      <w:pPr>
+        <w:pStyle w:val="BodyText"/>
+      </w:pPr>
+      <w:r>
+        <w:t xml:space="preserve">니콜라이: 공짜로만 하겠소. 공짜로 세겠다고 했잖소, 그래도 내 아들인데.</w:t>
+      </w:r>
+    </w:p>
+    <w:p>
+      <w:pPr>
+        <w:pStyle w:val="BodyText"/>
+      </w:pPr>
+      <w:r>
+        <w:t xml:space="preserve">이리나: 아니요, 공짜가 아니라 계약서로요. 최소 보수, 「라스토치카」 표와 점심. 전부 공식적으로요.</w:t>
+      </w:r>
+    </w:p>
+    <w:p>
+      <w:pPr>
+        <w:pStyle w:val="BodyText"/>
+      </w:pPr>
+      <w:r>
+        <w:t xml:space="preserve">니콜라이: 계약서로? 나한테, 대표 아버지한테? 좀 이상하구먼.</w:t>
+      </w:r>
+    </w:p>
+    <w:p>
+      <w:pPr>
+        <w:pStyle w:val="BodyText"/>
+      </w:pPr>
+      <w:r>
+        <w:t xml:space="preserve">이리나: 바로 대표 아버지시니까요. 공짜면 가족의 도움이에요. 계약이면 검수원의 일이에요. 사람들은 검수원을 더 믿어요. 형식이 아니라 우리의 신뢰고, 우린 그걸 아주 소중히 지켜요.</w:t>
+      </w:r>
+    </w:p>
+    <w:p>
+      <w:pPr>
+        <w:pStyle w:val="BodyText"/>
+      </w:pPr>
+      <w:r>
+        <w:t xml:space="preserve">올가: 벨로바 말이 맞아요. 「대표 아버지」는 듣기 안 좋고, 「계약 검수원」은 듣기 좋죠.</w:t>
+      </w:r>
+    </w:p>
+    <w:p>
+      <w:pPr>
+        <w:pStyle w:val="BodyText"/>
+      </w:pPr>
+      <w:r>
+        <w:t xml:space="preserve">니콜라이: 여긴 다들 이렇소? 전부 종이로?</w:t>
+      </w:r>
+    </w:p>
+    <w:p>
+      <w:pPr>
+        <w:pStyle w:val="BodyText"/>
+      </w:pPr>
+      <w:r>
+        <w:t xml:space="preserve">알렉세이: 네, 아빠, 다들요. 우리 협약엔 할머니까지 적혀 있어요.</w:t>
+      </w:r>
+    </w:p>
+    <w:p>
+      <w:pPr>
+        <w:pStyle w:val="BodyText"/>
+      </w:pPr>
+      <w:r>
+        <w:t xml:space="preserve">니콜라이: 좋아, 서명하마. 다만 제발 통조림으로는 주지 마시오.</w:t>
+      </w:r>
+    </w:p>
+    <w:p>
+      <w:pPr>
+        <w:pStyle w:val="BodyText"/>
+      </w:pPr>
+      <w:r>
+        <w:t xml:space="preserve">이리나: 계좌 이체로만요, 그게 1조예요. 통조림은 절대 없어요, 약속해요.</w:t>
+      </w:r>
+    </w:p>
+    <w:p>
+      <w:pPr>
+        <w:pStyle w:val="BodyText"/>
+      </w:pPr>
+      <w:r>
+        <w:t xml:space="preserve">니콜라이: 알아요, 1조는 계좌 이체. 그러니까 이제 나도 당신들 종이의 일부가 된 거군.</w:t>
+      </w:r>
+    </w:p>
+    <w:p>
+      <w:pPr>
+        <w:pStyle w:val="BodyText"/>
+      </w:pPr>
+      <w:r>
+        <w:t xml:space="preserve">올가: 환영해요. 여기선 모두가 종이의 일부예요. 종이는 뭐든 참지만, 심사관은 아니에요.</w:t>
+      </w:r>
+    </w:p>
+    <w:p>
+      <w:pPr>
+        <w:pStyle w:val="BodyText"/>
+      </w:pPr>
+      <w:r>
+        <w:t xml:space="preserve">니콜라이: 창고는? 창고도 종이처럼 다 참소?</w:t>
+      </w:r>
+    </w:p>
+    <w:p>
+      <w:pPr>
+        <w:pStyle w:val="BodyText"/>
+      </w:pPr>
+      <w:r>
+        <w:t xml:space="preserve">올가: 창고는 아무것도 안 참아요. 매달 청구서를 보내고, 제때 내야 해요.</w:t>
+      </w:r>
+    </w:p>
+    <w:p>
+      <w:pPr>
+        <w:pStyle w:val="BodyText"/>
+      </w:pPr>
+      <w:r>
+        <w:t xml:space="preserve">니콜라이: 그럼 한마디만 하겠소. 창고는 판매가 아니오. 하지만 창고는 당신이 주인인지 아닌지가 처음 보이는 곳이지. 오늘 보였소. 내 아들은 주인이오. 아직은 작지만, 진짜 주인.</w:t>
       </w:r>
     </w:p>
     <w:bookmarkEnd w:id="36"/>
@@ -3767,119 +3767,119 @@
         <w:pStyle w:val="FirstParagraph"/>
       </w:pPr>
       <w:r>
-        <w:t xml:space="preserve">알렉세이: 아빠, 고마워요. 상자도. 와 주신 것도.</w:t>
-      </w:r>
-    </w:p>
-    <w:p>
-      <w:pPr>
-        <w:pStyle w:val="BodyText"/>
-      </w:pPr>
-      <w:r>
-        <w:t xml:space="preserve">니콜라이: 상자는 목록 덕분이고. 온 건 — 엄마 덕분이야. 새벽 5시에 날 쫓아냈어.</w:t>
-      </w:r>
-    </w:p>
-    <w:p>
-      <w:pPr>
-        <w:pStyle w:val="BodyText"/>
-      </w:pPr>
-      <w:r>
-        <w:t xml:space="preserve">알렉세이: 알아요. 말은 안 하시죠. 고치시죠.</w:t>
-      </w:r>
-    </w:p>
-    <w:p>
-      <w:pPr>
-        <w:pStyle w:val="BodyText"/>
-      </w:pPr>
-      <w:r>
-        <w:t xml:space="preserve">니콜라이: 고치지. 바퀴는 버티냐?</w:t>
-      </w:r>
-    </w:p>
-    <w:p>
-      <w:pPr>
-        <w:pStyle w:val="BodyText"/>
-      </w:pPr>
-      <w:r>
-        <w:t xml:space="preserve">알렉세이: 버텨요. 「V-7」 그대로예요. 그걸로 서울에도, 원주에도 갔어요.</w:t>
-      </w:r>
-    </w:p>
-    <w:p>
-      <w:pPr>
-        <w:pStyle w:val="BodyText"/>
-      </w:pPr>
-      <w:r>
-        <w:t xml:space="preserve">니콜라이: 원주. 내 각인이 한국에 갔구나. 상상도 못 했다.</w:t>
-      </w:r>
-    </w:p>
-    <w:p>
-      <w:pPr>
-        <w:pStyle w:val="BodyText"/>
-      </w:pPr>
-      <w:r>
-        <w:t xml:space="preserve">알렉세이: 이제 창고에도 있어요. 아빠가 조서에 서명하셨잖아요. 루스탐이 사본을 만들었어요.</w:t>
-      </w:r>
-    </w:p>
-    <w:p>
-      <w:pPr>
-        <w:pStyle w:val="BodyText"/>
-      </w:pPr>
-      <w:r>
-        <w:t xml:space="preserve">니콜라이: 「V-7」로 서명했지. 습관대로. 루스탐이 웃더라.</w:t>
-      </w:r>
-    </w:p>
-    <w:p>
-      <w:pPr>
-        <w:pStyle w:val="BodyText"/>
-      </w:pPr>
-      <w:r>
-        <w:t xml:space="preserve">알렉세이: 아빠, 12월이면 금고가 빈대요. 이리나가 그랬어요.</w:t>
-      </w:r>
-    </w:p>
-    <w:p>
-      <w:pPr>
-        <w:pStyle w:val="BodyText"/>
-      </w:pPr>
-      <w:r>
-        <w:t xml:space="preserve">니콜라이: 들었다. 빈 금고는 끝이 아니야. 공장에선 2년 동안 비어 있었어. 공장은 금고 때문이 아니라 전혀 다른 이유로 닫혔어, 료샤. 말해 주마.</w:t>
-      </w:r>
-    </w:p>
-    <w:p>
-      <w:pPr>
-        <w:pStyle w:val="BodyText"/>
-      </w:pPr>
-      <w:r>
-        <w:t xml:space="preserve">알렉세이: 무슨 이유요?</w:t>
-      </w:r>
-    </w:p>
-    <w:p>
-      <w:pPr>
-        <w:pStyle w:val="BodyText"/>
-      </w:pPr>
-      <w:r>
-        <w:t xml:space="preserve">니콜라이: 상자 세기를 그만둔 주인 때문에. 빈 금고는 견딜 수 있어. 세지 않는 주인은 — 못 견뎌.</w:t>
-      </w:r>
-    </w:p>
-    <w:p>
-      <w:pPr>
-        <w:pStyle w:val="BodyText"/>
-      </w:pPr>
-      <w:r>
-        <w:t xml:space="preserve">안내 방송: 안내 말씀 드립니다! 툴라행 「라스토치카」 열차가 5분 후 3번 선에서 출발합니다.</w:t>
-      </w:r>
-    </w:p>
-    <w:p>
-      <w:pPr>
-        <w:pStyle w:val="BodyText"/>
-      </w:pPr>
-      <w:r>
-        <w:t xml:space="preserve">알렉세이: 셀게요. 매달. 아빠랑 같이.</w:t>
-      </w:r>
-    </w:p>
-    <w:p>
-      <w:pPr>
-        <w:pStyle w:val="BodyText"/>
-      </w:pPr>
-      <w:r>
-        <w:t xml:space="preserve">니콜라이: 나랑. 계약대로. 네 이리나가 날 적어 넣었어. 라스토치카다. 가야겠다. 1년 뒤 둘째 바퀴를 만들어 주마. 살아 있다면. 넌 살아 있을 거다, 료샤. 오늘 봤어.</w:t>
+        <w:t xml:space="preserve">알렉세이: 아빠, 상자 찾아 주시고 와 주셔서 고마워요.</w:t>
+      </w:r>
+    </w:p>
+    <w:p>
+      <w:pPr>
+        <w:pStyle w:val="BodyText"/>
+      </w:pPr>
+      <w:r>
+        <w:t xml:space="preserve">니콜라이: 상자는 목록한테 고마워하고, 온 건 엄마한테 고마워해라. 새벽 5시에 날 내쫓은 게 엄마다.</w:t>
+      </w:r>
+    </w:p>
+    <w:p>
+      <w:pPr>
+        <w:pStyle w:val="BodyText"/>
+      </w:pPr>
+      <w:r>
+        <w:t xml:space="preserve">알렉세이: 알아요. 우리 집은 마음을 말로 안 하고, 그냥 고치죠.</w:t>
+      </w:r>
+    </w:p>
+    <w:p>
+      <w:pPr>
+        <w:pStyle w:val="BodyText"/>
+      </w:pPr>
+      <w:r>
+        <w:t xml:space="preserve">니콜라이: 그래, 고치지. 그런데 내 바퀴는 잘 버티냐?</w:t>
+      </w:r>
+    </w:p>
+    <w:p>
+      <w:pPr>
+        <w:pStyle w:val="BodyText"/>
+      </w:pPr>
+      <w:r>
+        <w:t xml:space="preserve">알렉세이: 버텨요. 「В-7」 그대로예요. 그걸 들고 서울이랑 원주에도 갔어요.</w:t>
+      </w:r>
+    </w:p>
+    <w:p>
+      <w:pPr>
+        <w:pStyle w:val="BodyText"/>
+      </w:pPr>
+      <w:r>
+        <w:t xml:space="preserve">니콜라이: 원주라… 내 각인이 한국에 갔다니. 생각도 못 했다.</w:t>
+      </w:r>
+    </w:p>
+    <w:p>
+      <w:pPr>
+        <w:pStyle w:val="BodyText"/>
+      </w:pPr>
+      <w:r>
+        <w:t xml:space="preserve">알렉세이: 이젠 창고에도 있어요. 아빠가 서류에 서명하셨고, 루스탐이 사본을 만들었어요.</w:t>
+      </w:r>
+    </w:p>
+    <w:p>
+      <w:pPr>
+        <w:pStyle w:val="BodyText"/>
+      </w:pPr>
+      <w:r>
+        <w:t xml:space="preserve">니콜라이: 습관대로 「В-7」이라고 서명했지. 루스탐이 한참 웃더라.</w:t>
+      </w:r>
+    </w:p>
+    <w:p>
+      <w:pPr>
+        <w:pStyle w:val="BodyText"/>
+      </w:pPr>
+      <w:r>
+        <w:t xml:space="preserve">알렉세이: 아빠, 이리나가 12월이면 금고가 빈대요.</w:t>
+      </w:r>
+    </w:p>
+    <w:p>
+      <w:pPr>
+        <w:pStyle w:val="BodyText"/>
+      </w:pPr>
+      <w:r>
+        <w:t xml:space="preserve">니콜라이: 들었다. 빈 금고가 끝은 아니야. 공장도 2년 동안 금고가 비어 있었어. 하지만 공장이 문 닫은 건 금고 때문이 아니었다, 료샤. 완전히 다른 이유였지. 그게 뭔지 말해 줄 테니 기억해 둬라.</w:t>
+      </w:r>
+    </w:p>
+    <w:p>
+      <w:pPr>
+        <w:pStyle w:val="BodyText"/>
+      </w:pPr>
+      <w:r>
+        <w:t xml:space="preserve">알렉세이: 그럼 공장은 왜 문을 닫았는데요?</w:t>
+      </w:r>
+    </w:p>
+    <w:p>
+      <w:pPr>
+        <w:pStyle w:val="BodyText"/>
+      </w:pPr>
+      <w:r>
+        <w:t xml:space="preserve">니콜라이: 상자 세기를 그만둔 주인 때문이지. 빈 금고는 견딜 수 있지만, 세지 않는 주인은 못 견딘다.</w:t>
+      </w:r>
+    </w:p>
+    <w:p>
+      <w:pPr>
+        <w:pStyle w:val="BodyText"/>
+      </w:pPr>
+      <w:r>
+        <w:t xml:space="preserve">안내 방송: 안내 말씀드립니다! 툴라행 「라스토치카」 열차가 5분 뒤 3번 선로에서 출발합니다.</w:t>
+      </w:r>
+    </w:p>
+    <w:p>
+      <w:pPr>
+        <w:pStyle w:val="BodyText"/>
+      </w:pPr>
+      <w:r>
+        <w:t xml:space="preserve">알렉세이: 셀게요. 매달, 아빠랑 같이.</w:t>
+      </w:r>
+    </w:p>
+    <w:p>
+      <w:pPr>
+        <w:pStyle w:val="BodyText"/>
+      </w:pPr>
+      <w:r>
+        <w:t xml:space="preserve">니콜라이: 나랑, 계약서대로. 네 이리나가 벌써 날 적어 놨다. 「라스토치카」 왔네, 가야겠다. 1년 뒤에 두 번째 바퀴를 만들어 주마, 네가 살아남으면. 그런데 넌 살아남을 거다, 료샤. 오늘 그걸 봤다.</w:t>
       </w:r>
     </w:p>
     <w:bookmarkEnd w:id="37"/>
